--- a/lessons/8-1/downloads/reveal/teacher/8.1-session-1-prerequisite-practice-b.docx
+++ b/lessons/8-1/downloads/reveal/teacher/8.1-session-1-prerequisite-practice-b.docx
@@ -15,10 +15,28 @@
         <w:rPr>
           <w:rFonts w:ascii="Avenir Next" w:hAnsi="Avenir Next" w:cs="Avenir Next" w:eastAsia="Avenir Next"/>
           <w:color w:val="1A1A1A"/>
+          <w:sz w:val="22"/>
+          <w:szCs w:val="20"/>
+        </w:rPr>
+        <w:t xml:space="preserve">Name</w:t>
+      </w:r>
+      <w:r>
+        <w:rPr>
+          <w:rFonts w:ascii="Avenir Next" w:hAnsi="Avenir Next" w:cs="Avenir Next" w:eastAsia="Avenir Next"/>
+          <w:color w:val="1A1A1A"/>
           <w:sz w:val="20"/>
           <w:szCs w:val="20"/>
         </w:rPr>
-        <w:t xml:space="preserve">Name</w:t>
+        <w:tab/>
+      </w:r>
+      <w:r>
+        <w:rPr>
+          <w:rFonts w:ascii="Avenir Next" w:hAnsi="Avenir Next" w:cs="Avenir Next" w:eastAsia="Avenir Next"/>
+          <w:color w:val="1A1A1A"/>
+          <w:sz w:val="22"/>
+          <w:szCs w:val="20"/>
+        </w:rPr>
+        <w:t xml:space="preserve">   Date</w:t>
       </w:r>
       <w:r>
         <w:rPr>
@@ -33,25 +51,7 @@
         <w:rPr>
           <w:rFonts w:ascii="Avenir Next" w:hAnsi="Avenir Next" w:cs="Avenir Next" w:eastAsia="Avenir Next"/>
           <w:color w:val="1A1A1A"/>
-          <w:sz w:val="20"/>
-          <w:szCs w:val="20"/>
-        </w:rPr>
-        <w:t xml:space="preserve">   Date</w:t>
-      </w:r>
-      <w:r>
-        <w:rPr>
-          <w:rFonts w:ascii="Avenir Next" w:hAnsi="Avenir Next" w:cs="Avenir Next" w:eastAsia="Avenir Next"/>
-          <w:color w:val="1A1A1A"/>
-          <w:sz w:val="20"/>
-          <w:szCs w:val="20"/>
-        </w:rPr>
-        <w:tab/>
-      </w:r>
-      <w:r>
-        <w:rPr>
-          <w:rFonts w:ascii="Avenir Next" w:hAnsi="Avenir Next" w:cs="Avenir Next" w:eastAsia="Avenir Next"/>
-          <w:color w:val="1A1A1A"/>
-          <w:sz w:val="20"/>
+          <w:sz w:val="22"/>
           <w:szCs w:val="20"/>
         </w:rPr>
         <w:t xml:space="preserve">   Period</w:t>
@@ -78,7 +78,7 @@
           <w:caps/>
           <w:color w:val="003A70"/>
           <w:spacing w:val="12"/>
-          <w:sz w:val="19"/>
+          <w:sz w:val="22"/>
           <w:szCs w:val="19"/>
         </w:rPr>
         <w:t xml:space="preserve">Lesson 8-1  ·  Session 1  ·  Prerequisite Practice B  ·  Skill 1 of 2</w:t>
@@ -86,6 +86,7 @@
     </w:p>
     <w:p>
       <w:pPr>
+        <w:pStyle w:val="Heading1"/>
         <w:keepNext/>
         <w:spacing w:before="0" w:after="10" w:line="240" w:lineRule="auto"/>
       </w:pPr>
@@ -111,7 +112,7 @@
         <w:rPr>
           <w:rFonts w:ascii="Avenir Next" w:hAnsi="Avenir Next" w:cs="Avenir Next" w:eastAsia="Avenir Next"/>
           <w:color w:val="5A5F66"/>
-          <w:sz w:val="17"/>
+          <w:sz w:val="22"/>
           <w:szCs w:val="17"/>
         </w:rPr>
         <w:t xml:space="preserve">Builds on Lesson 6-5 Session 2 · 6.EE.A.2c</w:t>
@@ -154,6 +155,7 @@
           </w:tcPr>
           <w:p>
             <w:pPr>
+              <w:pStyle w:val="Heading2"/>
               <w:spacing w:before="0" w:after="0" w:line="252" w:lineRule="auto"/>
             </w:pPr>
             <w:r>
@@ -183,7 +185,7 @@
               <w:rPr>
                 <w:rFonts w:ascii="Avenir Next" w:hAnsi="Avenir Next" w:cs="Avenir Next" w:eastAsia="Avenir Next"/>
                 <w:color w:val="1A1A1A"/>
-                <w:sz w:val="20"/>
+                <w:sz w:val="22"/>
                 <w:szCs w:val="20"/>
               </w:rPr>
               <w:t xml:space="preserve">To check </w:t>
@@ -193,7 +195,7 @@
                 <w:rFonts w:ascii="Avenir Next" w:hAnsi="Avenir Next" w:cs="Avenir Next" w:eastAsia="Avenir Next"/>
                 <w:i/>
                 <w:color w:val="1A1A1A"/>
-                <w:sz w:val="20"/>
+                <w:sz w:val="22"/>
                 <w:szCs w:val="20"/>
               </w:rPr>
               <w:t xml:space="preserve">c</w:t>
@@ -202,7 +204,7 @@
               <w:rPr>
                 <w:rFonts w:ascii="Avenir Next" w:hAnsi="Avenir Next" w:cs="Avenir Next" w:eastAsia="Avenir Next"/>
                 <w:color w:val="1A1A1A"/>
-                <w:sz w:val="20"/>
+                <w:sz w:val="22"/>
                 <w:szCs w:val="20"/>
               </w:rPr>
               <w:t xml:space="preserve"> = 60 in </w:t>
@@ -212,7 +214,7 @@
                 <w:rFonts w:ascii="Avenir Next" w:hAnsi="Avenir Next" w:cs="Avenir Next" w:eastAsia="Avenir Next"/>
                 <w:i/>
                 <w:color w:val="1A1A1A"/>
-                <w:sz w:val="20"/>
+                <w:sz w:val="22"/>
                 <w:szCs w:val="20"/>
               </w:rPr>
               <w:t xml:space="preserve">c</w:t>
@@ -221,7 +223,7 @@
               <w:rPr>
                 <w:rFonts w:ascii="Avenir Next" w:hAnsi="Avenir Next" w:cs="Avenir Next" w:eastAsia="Avenir Next"/>
                 <w:color w:val="1A1A1A"/>
-                <w:sz w:val="20"/>
+                <w:sz w:val="22"/>
                 <w:szCs w:val="20"/>
               </w:rPr>
               <w:t xml:space="preserve"> − 24 = 36, you first evaluate </w:t>
@@ -231,7 +233,7 @@
                 <w:rFonts w:ascii="Avenir Next" w:hAnsi="Avenir Next" w:cs="Avenir Next" w:eastAsia="Avenir Next"/>
                 <w:i/>
                 <w:color w:val="1A1A1A"/>
-                <w:sz w:val="20"/>
+                <w:sz w:val="22"/>
                 <w:szCs w:val="20"/>
               </w:rPr>
               <w:t xml:space="preserve">c</w:t>
@@ -240,7 +242,7 @@
               <w:rPr>
                 <w:rFonts w:ascii="Avenir Next" w:hAnsi="Avenir Next" w:cs="Avenir Next" w:eastAsia="Avenir Next"/>
                 <w:color w:val="1A1A1A"/>
-                <w:sz w:val="20"/>
+                <w:sz w:val="22"/>
                 <w:szCs w:val="20"/>
               </w:rPr>
               <w:t xml:space="preserve"> − 24 when </w:t>
@@ -250,7 +252,7 @@
                 <w:rFonts w:ascii="Avenir Next" w:hAnsi="Avenir Next" w:cs="Avenir Next" w:eastAsia="Avenir Next"/>
                 <w:i/>
                 <w:color w:val="1A1A1A"/>
-                <w:sz w:val="20"/>
+                <w:sz w:val="22"/>
                 <w:szCs w:val="20"/>
               </w:rPr>
               <w:t xml:space="preserve">c</w:t>
@@ -259,7 +261,7 @@
               <w:rPr>
                 <w:rFonts w:ascii="Avenir Next" w:hAnsi="Avenir Next" w:cs="Avenir Next" w:eastAsia="Avenir Next"/>
                 <w:color w:val="1A1A1A"/>
-                <w:sz w:val="20"/>
+                <w:sz w:val="22"/>
                 <w:szCs w:val="20"/>
               </w:rPr>
               <w:t xml:space="preserve"> = 60.</w:t>
@@ -279,6 +281,7 @@
           </w:tcPr>
           <w:p>
             <w:pPr>
+              <w:pStyle w:val="Heading2"/>
               <w:spacing w:before="0" w:after="0" w:line="252" w:lineRule="auto"/>
             </w:pPr>
             <w:r>
@@ -308,7 +311,7 @@
               <w:rPr>
                 <w:rFonts w:ascii="Avenir Next" w:hAnsi="Avenir Next" w:cs="Avenir Next" w:eastAsia="Avenir Next"/>
                 <w:color w:val="1A1A1A"/>
-                <w:sz w:val="20"/>
+                <w:sz w:val="22"/>
                 <w:szCs w:val="20"/>
               </w:rPr>
               <w:t xml:space="preserve">Put a number in for the letter and evaluate, like </w:t>
@@ -318,7 +321,7 @@
                 <w:rFonts w:ascii="Avenir Next" w:hAnsi="Avenir Next" w:cs="Avenir Next" w:eastAsia="Avenir Next"/>
                 <w:i/>
                 <w:color w:val="1A1A1A"/>
-                <w:sz w:val="20"/>
+                <w:sz w:val="22"/>
                 <w:szCs w:val="20"/>
               </w:rPr>
               <w:t xml:space="preserve">c</w:t>
@@ -327,7 +330,7 @@
               <w:rPr>
                 <w:rFonts w:ascii="Avenir Next" w:hAnsi="Avenir Next" w:cs="Avenir Next" w:eastAsia="Avenir Next"/>
                 <w:color w:val="1A1A1A"/>
-                <w:sz w:val="20"/>
+                <w:sz w:val="22"/>
                 <w:szCs w:val="20"/>
               </w:rPr>
               <w:t xml:space="preserve"> − 24 when </w:t>
@@ -337,7 +340,7 @@
                 <w:rFonts w:ascii="Avenir Next" w:hAnsi="Avenir Next" w:cs="Avenir Next" w:eastAsia="Avenir Next"/>
                 <w:i/>
                 <w:color w:val="1A1A1A"/>
-                <w:sz w:val="20"/>
+                <w:sz w:val="22"/>
                 <w:szCs w:val="20"/>
               </w:rPr>
               <w:t xml:space="preserve">c</w:t>
@@ -346,7 +349,7 @@
               <w:rPr>
                 <w:rFonts w:ascii="Avenir Next" w:hAnsi="Avenir Next" w:cs="Avenir Next" w:eastAsia="Avenir Next"/>
                 <w:color w:val="1A1A1A"/>
-                <w:sz w:val="20"/>
+                <w:sz w:val="22"/>
                 <w:szCs w:val="20"/>
               </w:rPr>
               <w:t xml:space="preserve"> = 60.  </w:t>
@@ -356,7 +359,7 @@
                 <w:rFonts w:ascii="Avenir Next" w:hAnsi="Avenir Next" w:cs="Avenir Next" w:eastAsia="Avenir Next"/>
                 <w:b/>
                 <w:color w:val="1A1A1A"/>
-                <w:sz w:val="20"/>
+                <w:sz w:val="22"/>
                 <w:szCs w:val="20"/>
               </w:rPr>
               <w:t xml:space="preserve">You will use it in Practice Form A, problems 1 and 4.</w:t>
@@ -367,6 +370,7 @@
     </w:tbl>
     <w:p>
       <w:pPr>
+        <w:pStyle w:val="Heading2"/>
         <w:keepNext/>
         <w:pBdr>
           <w:bottom w:val="single" w:sz="8" w:space="3" w:color="003A70"/>
@@ -382,7 +386,7 @@
           <w:b/>
           <w:color w:val="003A70"/>
           <w:spacing w:val="14"/>
-          <w:sz w:val="19"/>
+          <w:sz w:val="22"/>
           <w:szCs w:val="19"/>
         </w:rPr>
         <w:t xml:space="preserve">STEPS TO FOLLOW</w:t>
@@ -401,7 +405,7 @@
           <w:rFonts w:ascii="Avenir Next" w:hAnsi="Avenir Next" w:cs="Avenir Next" w:eastAsia="Avenir Next"/>
           <w:i/>
           <w:color w:val="5A5F66"/>
-          <w:sz w:val="17"/>
+          <w:sz w:val="22"/>
           <w:szCs w:val="17"/>
         </w:rPr>
         <w:t xml:space="preserve">use these same steps on every problem</w:t>
@@ -443,6 +447,7 @@
           </w:tcPr>
           <w:p>
             <w:pPr>
+              <w:pStyle w:val="Heading1"/>
               <w:spacing w:before="0" w:after="0" w:line="240" w:lineRule="auto"/>
               <w:jc w:val="center"/>
             </w:pPr>
@@ -472,7 +477,7 @@
                 <w:rFonts w:ascii="Avenir Next" w:hAnsi="Avenir Next" w:cs="Avenir Next" w:eastAsia="Avenir Next"/>
                 <w:b/>
                 <w:color w:val="1A1A1A"/>
-                <w:sz w:val="21"/>
+                <w:sz w:val="22"/>
                 <w:szCs w:val="21"/>
               </w:rPr>
               <w:t xml:space="preserve">Replace</w:t>
@@ -481,7 +486,7 @@
               <w:rPr>
                 <w:rFonts w:ascii="Avenir Next" w:hAnsi="Avenir Next" w:cs="Avenir Next" w:eastAsia="Avenir Next"/>
                 <w:color w:val="1A1A1A"/>
-                <w:sz w:val="21"/>
+                <w:sz w:val="22"/>
                 <w:szCs w:val="21"/>
               </w:rPr>
               <w:t xml:space="preserve"> the letter with its number.</w:t>
@@ -500,6 +505,7 @@
           </w:tcPr>
           <w:p>
             <w:pPr>
+              <w:pStyle w:val="Heading1"/>
               <w:spacing w:before="0" w:after="0" w:line="240" w:lineRule="auto"/>
               <w:jc w:val="center"/>
             </w:pPr>
@@ -528,7 +534,7 @@
               <w:rPr>
                 <w:rFonts w:ascii="Avenir Next" w:hAnsi="Avenir Next" w:cs="Avenir Next" w:eastAsia="Avenir Next"/>
                 <w:color w:val="1A1A1A"/>
-                <w:sz w:val="21"/>
+                <w:sz w:val="22"/>
                 <w:szCs w:val="21"/>
               </w:rPr>
               <w:t xml:space="preserve">Find the </w:t>
@@ -538,7 +544,7 @@
                 <w:rFonts w:ascii="Avenir Next" w:hAnsi="Avenir Next" w:cs="Avenir Next" w:eastAsia="Avenir Next"/>
                 <w:b/>
                 <w:color w:val="1A1A1A"/>
-                <w:sz w:val="21"/>
+                <w:sz w:val="22"/>
                 <w:szCs w:val="21"/>
               </w:rPr>
               <w:t xml:space="preserve">operation</w:t>
@@ -547,7 +553,7 @@
               <w:rPr>
                 <w:rFonts w:ascii="Avenir Next" w:hAnsi="Avenir Next" w:cs="Avenir Next" w:eastAsia="Avenir Next"/>
                 <w:color w:val="1A1A1A"/>
-                <w:sz w:val="21"/>
+                <w:sz w:val="22"/>
                 <w:szCs w:val="21"/>
               </w:rPr>
               <w:t xml:space="preserve">. A number next to a letter means ×.</w:t>
@@ -566,6 +572,7 @@
           </w:tcPr>
           <w:p>
             <w:pPr>
+              <w:pStyle w:val="Heading1"/>
               <w:spacing w:before="0" w:after="0" w:line="240" w:lineRule="auto"/>
               <w:jc w:val="center"/>
             </w:pPr>
@@ -595,7 +602,7 @@
                 <w:rFonts w:ascii="Avenir Next" w:hAnsi="Avenir Next" w:cs="Avenir Next" w:eastAsia="Avenir Next"/>
                 <w:b/>
                 <w:color w:val="1A1A1A"/>
-                <w:sz w:val="21"/>
+                <w:sz w:val="22"/>
                 <w:szCs w:val="21"/>
               </w:rPr>
               <w:t xml:space="preserve">Evaluate</w:t>
@@ -604,7 +611,7 @@
               <w:rPr>
                 <w:rFonts w:ascii="Avenir Next" w:hAnsi="Avenir Next" w:cs="Avenir Next" w:eastAsia="Avenir Next"/>
                 <w:color w:val="1A1A1A"/>
-                <w:sz w:val="21"/>
+                <w:sz w:val="22"/>
                 <w:szCs w:val="21"/>
               </w:rPr>
               <w:t xml:space="preserve">.</w:t>
@@ -615,6 +622,7 @@
     </w:tbl>
     <w:p>
       <w:pPr>
+        <w:pStyle w:val="Heading2"/>
         <w:keepNext/>
         <w:pBdr>
           <w:bottom w:val="single" w:sz="8" w:space="3" w:color="003A70"/>
@@ -630,7 +638,7 @@
           <w:b/>
           <w:color w:val="003A70"/>
           <w:spacing w:val="14"/>
-          <w:sz w:val="19"/>
+          <w:sz w:val="22"/>
           <w:szCs w:val="19"/>
         </w:rPr>
         <w:t xml:space="preserve">WATCH ME</w:t>
@@ -649,7 +657,7 @@
           <w:rFonts w:ascii="Avenir Next" w:hAnsi="Avenir Next" w:cs="Avenir Next" w:eastAsia="Avenir Next"/>
           <w:i/>
           <w:color w:val="5A5F66"/>
-          <w:sz w:val="17"/>
+          <w:sz w:val="22"/>
           <w:szCs w:val="17"/>
         </w:rPr>
         <w:t xml:space="preserve">the steps in action</w:t>
@@ -664,7 +672,7 @@
           <w:rFonts w:ascii="Avenir Next" w:hAnsi="Avenir Next" w:cs="Avenir Next" w:eastAsia="Avenir Next"/>
           <w:b/>
           <w:color w:val="1A1A1A"/>
-          <w:sz w:val="21"/>
+          <w:sz w:val="22"/>
           <w:szCs w:val="21"/>
         </w:rPr>
         <w:t xml:space="preserve">Evaluate 4</w:t>
@@ -675,7 +683,7 @@
           <w:b/>
           <w:i/>
           <w:color w:val="1A1A1A"/>
-          <w:sz w:val="21"/>
+          <w:sz w:val="22"/>
           <w:szCs w:val="21"/>
         </w:rPr>
         <w:t xml:space="preserve">k</w:t>
@@ -685,7 +693,7 @@
           <w:rFonts w:ascii="Avenir Next" w:hAnsi="Avenir Next" w:cs="Avenir Next" w:eastAsia="Avenir Next"/>
           <w:b/>
           <w:color w:val="1A1A1A"/>
-          <w:sz w:val="21"/>
+          <w:sz w:val="22"/>
           <w:szCs w:val="21"/>
         </w:rPr>
         <w:t xml:space="preserve"> when </w:t>
@@ -696,7 +704,7 @@
           <w:b/>
           <w:i/>
           <w:color w:val="1A1A1A"/>
-          <w:sz w:val="21"/>
+          <w:sz w:val="22"/>
           <w:szCs w:val="21"/>
         </w:rPr>
         <w:t xml:space="preserve">k</w:t>
@@ -706,7 +714,7 @@
           <w:rFonts w:ascii="Avenir Next" w:hAnsi="Avenir Next" w:cs="Avenir Next" w:eastAsia="Avenir Next"/>
           <w:b/>
           <w:color w:val="1A1A1A"/>
-          <w:sz w:val="21"/>
+          <w:sz w:val="22"/>
           <w:szCs w:val="21"/>
         </w:rPr>
         <w:t xml:space="preserve"> = 9.</w:t>
@@ -725,25 +733,25 @@
           <w:rFonts w:ascii="Avenir Next" w:hAnsi="Avenir Next" w:cs="Avenir Next" w:eastAsia="Avenir Next"/>
           <w:b/>
           <w:color w:val="003A70"/>
+          <w:sz w:val="22"/>
+          <w:szCs w:val="19"/>
+        </w:rPr>
+        <w:t xml:space="preserve">Step 1</w:t>
+      </w:r>
+      <w:r>
+        <w:rPr>
+          <w:rFonts w:ascii="Avenir Next" w:hAnsi="Avenir Next" w:cs="Avenir Next" w:eastAsia="Avenir Next"/>
+          <w:color w:val="1A1A1A"/>
           <w:sz w:val="19"/>
           <w:szCs w:val="19"/>
         </w:rPr>
-        <w:t xml:space="preserve">Step 1</w:t>
-      </w:r>
-      <w:r>
-        <w:rPr>
-          <w:rFonts w:ascii="Avenir Next" w:hAnsi="Avenir Next" w:cs="Avenir Next" w:eastAsia="Avenir Next"/>
-          <w:color w:val="1A1A1A"/>
-          <w:sz w:val="19"/>
-          <w:szCs w:val="19"/>
-        </w:rPr>
         <w:tab/>
       </w:r>
       <w:r>
         <w:rPr>
           <w:rFonts w:ascii="Avenir Next" w:hAnsi="Avenir Next" w:cs="Avenir Next" w:eastAsia="Avenir Next"/>
           <w:color w:val="1A1A1A"/>
-          <w:sz w:val="21"/>
+          <w:sz w:val="22"/>
           <w:szCs w:val="21"/>
         </w:rPr>
         <w:t xml:space="preserve">4(9).</w:t>
@@ -762,25 +770,25 @@
           <w:rFonts w:ascii="Avenir Next" w:hAnsi="Avenir Next" w:cs="Avenir Next" w:eastAsia="Avenir Next"/>
           <w:b/>
           <w:color w:val="003A70"/>
+          <w:sz w:val="22"/>
+          <w:szCs w:val="19"/>
+        </w:rPr>
+        <w:t xml:space="preserve">Step 2</w:t>
+      </w:r>
+      <w:r>
+        <w:rPr>
+          <w:rFonts w:ascii="Avenir Next" w:hAnsi="Avenir Next" w:cs="Avenir Next" w:eastAsia="Avenir Next"/>
+          <w:color w:val="1A1A1A"/>
           <w:sz w:val="19"/>
           <w:szCs w:val="19"/>
         </w:rPr>
-        <w:t xml:space="preserve">Step 2</w:t>
-      </w:r>
-      <w:r>
-        <w:rPr>
-          <w:rFonts w:ascii="Avenir Next" w:hAnsi="Avenir Next" w:cs="Avenir Next" w:eastAsia="Avenir Next"/>
-          <w:color w:val="1A1A1A"/>
-          <w:sz w:val="19"/>
-          <w:szCs w:val="19"/>
-        </w:rPr>
         <w:tab/>
       </w:r>
       <w:r>
         <w:rPr>
           <w:rFonts w:ascii="Avenir Next" w:hAnsi="Avenir Next" w:cs="Avenir Next" w:eastAsia="Avenir Next"/>
           <w:color w:val="1A1A1A"/>
-          <w:sz w:val="21"/>
+          <w:sz w:val="22"/>
           <w:szCs w:val="21"/>
         </w:rPr>
         <w:t xml:space="preserve">A number next to a letter means ×: 4 × 9.</w:t>
@@ -799,25 +807,25 @@
           <w:rFonts w:ascii="Avenir Next" w:hAnsi="Avenir Next" w:cs="Avenir Next" w:eastAsia="Avenir Next"/>
           <w:b/>
           <w:color w:val="003A70"/>
+          <w:sz w:val="22"/>
+          <w:szCs w:val="19"/>
+        </w:rPr>
+        <w:t xml:space="preserve">Step 3</w:t>
+      </w:r>
+      <w:r>
+        <w:rPr>
+          <w:rFonts w:ascii="Avenir Next" w:hAnsi="Avenir Next" w:cs="Avenir Next" w:eastAsia="Avenir Next"/>
+          <w:color w:val="1A1A1A"/>
           <w:sz w:val="19"/>
           <w:szCs w:val="19"/>
         </w:rPr>
-        <w:t xml:space="preserve">Step 3</w:t>
-      </w:r>
-      <w:r>
-        <w:rPr>
-          <w:rFonts w:ascii="Avenir Next" w:hAnsi="Avenir Next" w:cs="Avenir Next" w:eastAsia="Avenir Next"/>
-          <w:color w:val="1A1A1A"/>
-          <w:sz w:val="19"/>
-          <w:szCs w:val="19"/>
-        </w:rPr>
         <w:tab/>
       </w:r>
       <w:r>
         <w:rPr>
           <w:rFonts w:ascii="Avenir Next" w:hAnsi="Avenir Next" w:cs="Avenir Next" w:eastAsia="Avenir Next"/>
           <w:color w:val="1A1A1A"/>
-          <w:sz w:val="21"/>
+          <w:sz w:val="22"/>
           <w:szCs w:val="21"/>
         </w:rPr>
         <w:t xml:space="preserve">4 × 9 = 36.</w:t>
@@ -836,18 +844,18 @@
           <w:rFonts w:ascii="Avenir Next" w:hAnsi="Avenir Next" w:cs="Avenir Next" w:eastAsia="Avenir Next"/>
           <w:b/>
           <w:color w:val="1A1A1A"/>
+          <w:sz w:val="22"/>
+          <w:szCs w:val="21"/>
+        </w:rPr>
+        <w:t xml:space="preserve">Answer</w:t>
+      </w:r>
+      <w:r>
+        <w:rPr>
+          <w:rFonts w:ascii="Avenir Next" w:hAnsi="Avenir Next" w:cs="Avenir Next" w:eastAsia="Avenir Next"/>
+          <w:color w:val="1A1A1A"/>
           <w:sz w:val="21"/>
           <w:szCs w:val="21"/>
         </w:rPr>
-        <w:t xml:space="preserve">Answer</w:t>
-      </w:r>
-      <w:r>
-        <w:rPr>
-          <w:rFonts w:ascii="Avenir Next" w:hAnsi="Avenir Next" w:cs="Avenir Next" w:eastAsia="Avenir Next"/>
-          <w:color w:val="1A1A1A"/>
-          <w:sz w:val="21"/>
-          <w:szCs w:val="21"/>
-        </w:rPr>
         <w:tab/>
       </w:r>
       <w:r>
@@ -855,7 +863,7 @@
           <w:rFonts w:ascii="Avenir Next" w:hAnsi="Avenir Next" w:cs="Avenir Next" w:eastAsia="Avenir Next"/>
           <w:b/>
           <w:color w:val="1A1A1A"/>
-          <w:sz w:val="21"/>
+          <w:sz w:val="22"/>
           <w:szCs w:val="21"/>
         </w:rPr>
         <w:t xml:space="preserve">36</w:t>
@@ -863,6 +871,7 @@
     </w:p>
     <w:p>
       <w:pPr>
+        <w:pStyle w:val="Heading2"/>
         <w:keepNext/>
         <w:pBdr>
           <w:bottom w:val="single" w:sz="8" w:space="3" w:color="003A70"/>
@@ -878,7 +887,7 @@
           <w:b/>
           <w:color w:val="003A70"/>
           <w:spacing w:val="14"/>
-          <w:sz w:val="19"/>
+          <w:sz w:val="22"/>
           <w:szCs w:val="19"/>
         </w:rPr>
         <w:t xml:space="preserve">TRY IT WITH HELP</w:t>
@@ -897,7 +906,7 @@
           <w:rFonts w:ascii="Avenir Next" w:hAnsi="Avenir Next" w:cs="Avenir Next" w:eastAsia="Avenir Next"/>
           <w:i/>
           <w:color w:val="5A5F66"/>
-          <w:sz w:val="17"/>
+          <w:sz w:val="22"/>
           <w:szCs w:val="17"/>
         </w:rPr>
         <w:t xml:space="preserve">fill in each step</w:t>
@@ -993,18 +1002,18 @@
           <w:rFonts w:ascii="Avenir Next" w:hAnsi="Avenir Next" w:cs="Avenir Next" w:eastAsia="Avenir Next"/>
           <w:b/>
           <w:color w:val="003A70"/>
+          <w:sz w:val="22"/>
+          <w:szCs w:val="18"/>
+        </w:rPr>
+        <w:t xml:space="preserve">Step 1</w:t>
+      </w:r>
+      <w:r>
+        <w:rPr>
+          <w:rFonts w:ascii="Avenir Next" w:hAnsi="Avenir Next" w:cs="Avenir Next" w:eastAsia="Avenir Next"/>
+          <w:color w:val="1A1A1A"/>
           <w:sz w:val="18"/>
           <w:szCs w:val="18"/>
         </w:rPr>
-        <w:t xml:space="preserve">Step 1</w:t>
-      </w:r>
-      <w:r>
-        <w:rPr>
-          <w:rFonts w:ascii="Avenir Next" w:hAnsi="Avenir Next" w:cs="Avenir Next" w:eastAsia="Avenir Next"/>
-          <w:color w:val="1A1A1A"/>
-          <w:sz w:val="18"/>
-          <w:szCs w:val="18"/>
-        </w:rPr>
         <w:tab/>
       </w:r>
       <w:r>
@@ -1021,7 +1030,7 @@
         <w:rPr>
           <w:rFonts w:ascii="Avenir Next" w:hAnsi="Avenir Next" w:cs="Avenir Next" w:eastAsia="Avenir Next"/>
           <w:color w:val="1A1A1A"/>
-          <w:sz w:val="21"/>
+          <w:sz w:val="22"/>
           <w:szCs w:val="21"/>
         </w:rPr>
         <w:t xml:space="preserve"> − 24</w:t>
@@ -1041,35 +1050,35 @@
           <w:rFonts w:ascii="Avenir Next" w:hAnsi="Avenir Next" w:cs="Avenir Next" w:eastAsia="Avenir Next"/>
           <w:b/>
           <w:color w:val="003A70"/>
+          <w:sz w:val="22"/>
+          <w:szCs w:val="18"/>
+        </w:rPr>
+        <w:t xml:space="preserve">Step 2</w:t>
+      </w:r>
+      <w:r>
+        <w:rPr>
+          <w:rFonts w:ascii="Avenir Next" w:hAnsi="Avenir Next" w:cs="Avenir Next" w:eastAsia="Avenir Next"/>
+          <w:color w:val="1A1A1A"/>
           <w:sz w:val="18"/>
           <w:szCs w:val="18"/>
         </w:rPr>
-        <w:t xml:space="preserve">Step 2</w:t>
-      </w:r>
-      <w:r>
-        <w:rPr>
-          <w:rFonts w:ascii="Avenir Next" w:hAnsi="Avenir Next" w:cs="Avenir Next" w:eastAsia="Avenir Next"/>
-          <w:color w:val="1A1A1A"/>
-          <w:sz w:val="18"/>
-          <w:szCs w:val="18"/>
-        </w:rPr>
         <w:tab/>
       </w:r>
       <w:r>
         <w:rPr>
           <w:rFonts w:ascii="Avenir Next" w:hAnsi="Avenir Next" w:cs="Avenir Next" w:eastAsia="Avenir Next"/>
           <w:color w:val="1A1A1A"/>
+          <w:sz w:val="22"/>
+          <w:szCs w:val="21"/>
+        </w:rPr>
+        <w:t xml:space="preserve">The operation is </w:t>
+      </w:r>
+      <w:r>
+        <w:rPr>
+          <w:rFonts w:ascii="Avenir Next" w:hAnsi="Avenir Next" w:cs="Avenir Next" w:eastAsia="Avenir Next"/>
+          <w:color w:val="1A1A1A"/>
           <w:sz w:val="21"/>
           <w:szCs w:val="21"/>
-        </w:rPr>
-        <w:t xml:space="preserve">The operation is </w:t>
-      </w:r>
-      <w:r>
-        <w:rPr>
-          <w:rFonts w:ascii="Avenir Next" w:hAnsi="Avenir Next" w:cs="Avenir Next" w:eastAsia="Avenir Next"/>
-          <w:color w:val="1A1A1A"/>
-          <w:sz w:val="21"/>
-          <w:szCs w:val="21"/>
           <w:u w:val="single"/>
         </w:rPr>
         <w:t xml:space="preserve">                </w:t>
@@ -1078,7 +1087,7 @@
         <w:rPr>
           <w:rFonts w:ascii="Avenir Next" w:hAnsi="Avenir Next" w:cs="Avenir Next" w:eastAsia="Avenir Next"/>
           <w:color w:val="1A1A1A"/>
-          <w:sz w:val="21"/>
+          <w:sz w:val="22"/>
           <w:szCs w:val="21"/>
         </w:rPr>
         <w:t xml:space="preserve">.</w:t>
@@ -1098,25 +1107,25 @@
           <w:rFonts w:ascii="Avenir Next" w:hAnsi="Avenir Next" w:cs="Avenir Next" w:eastAsia="Avenir Next"/>
           <w:b/>
           <w:color w:val="003A70"/>
+          <w:sz w:val="22"/>
+          <w:szCs w:val="18"/>
+        </w:rPr>
+        <w:t xml:space="preserve">Step 3</w:t>
+      </w:r>
+      <w:r>
+        <w:rPr>
+          <w:rFonts w:ascii="Avenir Next" w:hAnsi="Avenir Next" w:cs="Avenir Next" w:eastAsia="Avenir Next"/>
+          <w:color w:val="1A1A1A"/>
           <w:sz w:val="18"/>
           <w:szCs w:val="18"/>
         </w:rPr>
-        <w:t xml:space="preserve">Step 3</w:t>
-      </w:r>
-      <w:r>
-        <w:rPr>
-          <w:rFonts w:ascii="Avenir Next" w:hAnsi="Avenir Next" w:cs="Avenir Next" w:eastAsia="Avenir Next"/>
-          <w:color w:val="1A1A1A"/>
-          <w:sz w:val="18"/>
-          <w:szCs w:val="18"/>
-        </w:rPr>
         <w:tab/>
       </w:r>
       <w:r>
         <w:rPr>
           <w:rFonts w:ascii="Avenir Next" w:hAnsi="Avenir Next" w:cs="Avenir Next" w:eastAsia="Avenir Next"/>
           <w:color w:val="1A1A1A"/>
-          <w:sz w:val="21"/>
+          <w:sz w:val="22"/>
           <w:szCs w:val="21"/>
         </w:rPr>
         <w:t xml:space="preserve">60 − 24 = </w:t>
@@ -1227,35 +1236,35 @@
           <w:rFonts w:ascii="Avenir Next" w:hAnsi="Avenir Next" w:cs="Avenir Next" w:eastAsia="Avenir Next"/>
           <w:b/>
           <w:color w:val="003A70"/>
+          <w:sz w:val="22"/>
+          <w:szCs w:val="18"/>
+        </w:rPr>
+        <w:t xml:space="preserve">Step 1</w:t>
+      </w:r>
+      <w:r>
+        <w:rPr>
+          <w:rFonts w:ascii="Avenir Next" w:hAnsi="Avenir Next" w:cs="Avenir Next" w:eastAsia="Avenir Next"/>
+          <w:color w:val="1A1A1A"/>
           <w:sz w:val="18"/>
           <w:szCs w:val="18"/>
         </w:rPr>
-        <w:t xml:space="preserve">Step 1</w:t>
-      </w:r>
-      <w:r>
-        <w:rPr>
-          <w:rFonts w:ascii="Avenir Next" w:hAnsi="Avenir Next" w:cs="Avenir Next" w:eastAsia="Avenir Next"/>
-          <w:color w:val="1A1A1A"/>
-          <w:sz w:val="18"/>
-          <w:szCs w:val="18"/>
-        </w:rPr>
         <w:tab/>
       </w:r>
       <w:r>
         <w:rPr>
           <w:rFonts w:ascii="Avenir Next" w:hAnsi="Avenir Next" w:cs="Avenir Next" w:eastAsia="Avenir Next"/>
           <w:color w:val="1A1A1A"/>
+          <w:sz w:val="22"/>
+          <w:szCs w:val="21"/>
+        </w:rPr>
+        <w:t xml:space="preserve">7(</w:t>
+      </w:r>
+      <w:r>
+        <w:rPr>
+          <w:rFonts w:ascii="Avenir Next" w:hAnsi="Avenir Next" w:cs="Avenir Next" w:eastAsia="Avenir Next"/>
+          <w:color w:val="1A1A1A"/>
           <w:sz w:val="21"/>
           <w:szCs w:val="21"/>
-        </w:rPr>
-        <w:t xml:space="preserve">7(</w:t>
-      </w:r>
-      <w:r>
-        <w:rPr>
-          <w:rFonts w:ascii="Avenir Next" w:hAnsi="Avenir Next" w:cs="Avenir Next" w:eastAsia="Avenir Next"/>
-          <w:color w:val="1A1A1A"/>
-          <w:sz w:val="21"/>
-          <w:szCs w:val="21"/>
           <w:u w:val="single"/>
         </w:rPr>
         <w:t xml:space="preserve">                </w:t>
@@ -1264,7 +1273,7 @@
         <w:rPr>
           <w:rFonts w:ascii="Avenir Next" w:hAnsi="Avenir Next" w:cs="Avenir Next" w:eastAsia="Avenir Next"/>
           <w:color w:val="1A1A1A"/>
-          <w:sz w:val="21"/>
+          <w:sz w:val="22"/>
           <w:szCs w:val="21"/>
         </w:rPr>
         <w:t xml:space="preserve">)</w:t>
@@ -1284,35 +1293,35 @@
           <w:rFonts w:ascii="Avenir Next" w:hAnsi="Avenir Next" w:cs="Avenir Next" w:eastAsia="Avenir Next"/>
           <w:b/>
           <w:color w:val="003A70"/>
+          <w:sz w:val="22"/>
+          <w:szCs w:val="18"/>
+        </w:rPr>
+        <w:t xml:space="preserve">Step 2</w:t>
+      </w:r>
+      <w:r>
+        <w:rPr>
+          <w:rFonts w:ascii="Avenir Next" w:hAnsi="Avenir Next" w:cs="Avenir Next" w:eastAsia="Avenir Next"/>
+          <w:color w:val="1A1A1A"/>
           <w:sz w:val="18"/>
           <w:szCs w:val="18"/>
         </w:rPr>
-        <w:t xml:space="preserve">Step 2</w:t>
-      </w:r>
-      <w:r>
-        <w:rPr>
-          <w:rFonts w:ascii="Avenir Next" w:hAnsi="Avenir Next" w:cs="Avenir Next" w:eastAsia="Avenir Next"/>
-          <w:color w:val="1A1A1A"/>
-          <w:sz w:val="18"/>
-          <w:szCs w:val="18"/>
-        </w:rPr>
         <w:tab/>
       </w:r>
       <w:r>
         <w:rPr>
           <w:rFonts w:ascii="Avenir Next" w:hAnsi="Avenir Next" w:cs="Avenir Next" w:eastAsia="Avenir Next"/>
           <w:color w:val="1A1A1A"/>
+          <w:sz w:val="22"/>
+          <w:szCs w:val="21"/>
+        </w:rPr>
+        <w:t xml:space="preserve">The operation is </w:t>
+      </w:r>
+      <w:r>
+        <w:rPr>
+          <w:rFonts w:ascii="Avenir Next" w:hAnsi="Avenir Next" w:cs="Avenir Next" w:eastAsia="Avenir Next"/>
+          <w:color w:val="1A1A1A"/>
           <w:sz w:val="21"/>
           <w:szCs w:val="21"/>
-        </w:rPr>
-        <w:t xml:space="preserve">The operation is </w:t>
-      </w:r>
-      <w:r>
-        <w:rPr>
-          <w:rFonts w:ascii="Avenir Next" w:hAnsi="Avenir Next" w:cs="Avenir Next" w:eastAsia="Avenir Next"/>
-          <w:color w:val="1A1A1A"/>
-          <w:sz w:val="21"/>
-          <w:szCs w:val="21"/>
           <w:u w:val="single"/>
         </w:rPr>
         <w:t xml:space="preserve">                </w:t>
@@ -1321,7 +1330,7 @@
         <w:rPr>
           <w:rFonts w:ascii="Avenir Next" w:hAnsi="Avenir Next" w:cs="Avenir Next" w:eastAsia="Avenir Next"/>
           <w:color w:val="1A1A1A"/>
-          <w:sz w:val="21"/>
+          <w:sz w:val="22"/>
           <w:szCs w:val="21"/>
         </w:rPr>
         <w:t xml:space="preserve">.</w:t>
@@ -1341,35 +1350,35 @@
           <w:rFonts w:ascii="Avenir Next" w:hAnsi="Avenir Next" w:cs="Avenir Next" w:eastAsia="Avenir Next"/>
           <w:b/>
           <w:color w:val="003A70"/>
+          <w:sz w:val="22"/>
+          <w:szCs w:val="18"/>
+        </w:rPr>
+        <w:t xml:space="preserve">Step 3</w:t>
+      </w:r>
+      <w:r>
+        <w:rPr>
+          <w:rFonts w:ascii="Avenir Next" w:hAnsi="Avenir Next" w:cs="Avenir Next" w:eastAsia="Avenir Next"/>
+          <w:color w:val="1A1A1A"/>
           <w:sz w:val="18"/>
           <w:szCs w:val="18"/>
         </w:rPr>
-        <w:t xml:space="preserve">Step 3</w:t>
-      </w:r>
-      <w:r>
-        <w:rPr>
-          <w:rFonts w:ascii="Avenir Next" w:hAnsi="Avenir Next" w:cs="Avenir Next" w:eastAsia="Avenir Next"/>
-          <w:color w:val="1A1A1A"/>
-          <w:sz w:val="18"/>
-          <w:szCs w:val="18"/>
-        </w:rPr>
         <w:tab/>
       </w:r>
       <w:r>
         <w:rPr>
           <w:rFonts w:ascii="Avenir Next" w:hAnsi="Avenir Next" w:cs="Avenir Next" w:eastAsia="Avenir Next"/>
           <w:color w:val="1A1A1A"/>
+          <w:sz w:val="22"/>
+          <w:szCs w:val="21"/>
+        </w:rPr>
+        <w:t xml:space="preserve">7 × 5 = </w:t>
+      </w:r>
+      <w:r>
+        <w:rPr>
+          <w:rFonts w:ascii="Avenir Next" w:hAnsi="Avenir Next" w:cs="Avenir Next" w:eastAsia="Avenir Next"/>
+          <w:color w:val="1A1A1A"/>
           <w:sz w:val="21"/>
           <w:szCs w:val="21"/>
-        </w:rPr>
-        <w:t xml:space="preserve">7 × 5 = </w:t>
-      </w:r>
-      <w:r>
-        <w:rPr>
-          <w:rFonts w:ascii="Avenir Next" w:hAnsi="Avenir Next" w:cs="Avenir Next" w:eastAsia="Avenir Next"/>
-          <w:color w:val="1A1A1A"/>
-          <w:sz w:val="21"/>
-          <w:szCs w:val="21"/>
           <w:u w:val="single"/>
         </w:rPr>
         <w:t xml:space="preserve">                </w:t>
@@ -1382,6 +1391,7 @@
     </w:p>
     <w:p>
       <w:pPr>
+        <w:pStyle w:val="Heading2"/>
         <w:keepNext/>
         <w:pBdr>
           <w:bottom w:val="single" w:sz="8" w:space="3" w:color="003A70"/>
@@ -1397,7 +1407,7 @@
           <w:b/>
           <w:color w:val="003A70"/>
           <w:spacing w:val="14"/>
-          <w:sz w:val="19"/>
+          <w:sz w:val="22"/>
           <w:szCs w:val="19"/>
         </w:rPr>
         <w:t xml:space="preserve">YOUR TURN</w:t>
@@ -1416,7 +1426,7 @@
           <w:rFonts w:ascii="Avenir Next" w:hAnsi="Avenir Next" w:cs="Avenir Next" w:eastAsia="Avenir Next"/>
           <w:i/>
           <w:color w:val="5A5F66"/>
-          <w:sz w:val="17"/>
+          <w:sz w:val="22"/>
           <w:szCs w:val="17"/>
         </w:rPr>
         <w:t xml:space="preserve">use the steps on your own</w:t>
@@ -1617,7 +1627,7 @@
                       <w:szCs w:val="22"/>
                       <w:u w:val="single"/>
                     </w:rPr>
-                    <w:t xml:space="preserve">      </w:t>
+                    <w:t xml:space="preserve">          </w:t>
                   </w:r>
                 </w:p>
               </w:tc>
@@ -1708,7 +1718,7 @@
                       <w:szCs w:val="22"/>
                       <w:u w:val="single"/>
                     </w:rPr>
-                    <w:t xml:space="preserve">      </w:t>
+                    <w:t xml:space="preserve">          </w:t>
                   </w:r>
                 </w:p>
               </w:tc>
@@ -1808,7 +1818,7 @@
                       <w:szCs w:val="22"/>
                       <w:u w:val="single"/>
                     </w:rPr>
-                    <w:t xml:space="preserve">      </w:t>
+                    <w:t xml:space="preserve">          </w:t>
                   </w:r>
                 </w:p>
               </w:tc>
@@ -1905,7 +1915,7 @@
                       <w:szCs w:val="22"/>
                       <w:u w:val="single"/>
                     </w:rPr>
-                    <w:t xml:space="preserve">      </w:t>
+                    <w:t xml:space="preserve">          </w:t>
                   </w:r>
                 </w:p>
               </w:tc>
@@ -1996,7 +2006,7 @@
                       <w:szCs w:val="22"/>
                       <w:u w:val="single"/>
                     </w:rPr>
-                    <w:t xml:space="preserve">      </w:t>
+                    <w:t xml:space="preserve">          </w:t>
                   </w:r>
                 </w:p>
               </w:tc>
@@ -2096,7 +2106,7 @@
                       <w:szCs w:val="22"/>
                       <w:u w:val="single"/>
                     </w:rPr>
-                    <w:t xml:space="preserve">      </w:t>
+                    <w:t xml:space="preserve">          </w:t>
                   </w:r>
                 </w:p>
               </w:tc>
@@ -2119,7 +2129,7 @@
       <w:pPr>
         <w:pageBreakBefore/>
         <w:keepNext/>
-        <w:spacing w:before="0" w:after="12" w:line="264" w:lineRule="auto"/>
+        <w:spacing w:before="0" w:after="12" w:line="252" w:lineRule="auto"/>
       </w:pPr>
       <w:r>
         <w:rPr>
@@ -2128,7 +2138,7 @@
           <w:caps/>
           <w:color w:val="003A70"/>
           <w:spacing w:val="12"/>
-          <w:sz w:val="19"/>
+          <w:sz w:val="22"/>
           <w:szCs w:val="19"/>
         </w:rPr>
         <w:t xml:space="preserve">Lesson 8-1  ·  Session 1  ·  Prerequisite Practice B  ·  Skill 2 of 2</w:t>
@@ -2136,6 +2146,7 @@
     </w:p>
     <w:p>
       <w:pPr>
+        <w:pStyle w:val="Heading1"/>
         <w:keepNext/>
         <w:spacing w:before="0" w:after="10" w:line="240" w:lineRule="auto"/>
       </w:pPr>
@@ -2155,13 +2166,13 @@
         <w:pBdr>
           <w:bottom w:val="single" w:sz="4" w:space="5" w:color="C9CDD2"/>
         </w:pBdr>
-        <w:spacing w:before="0" w:after="60" w:line="264" w:lineRule="auto"/>
+        <w:spacing w:before="0" w:after="60" w:line="252" w:lineRule="auto"/>
       </w:pPr>
       <w:r>
         <w:rPr>
           <w:rFonts w:ascii="Avenir Next" w:hAnsi="Avenir Next" w:cs="Avenir Next" w:eastAsia="Avenir Next"/>
           <w:color w:val="5A5F66"/>
-          <w:sz w:val="17"/>
+          <w:sz w:val="22"/>
           <w:szCs w:val="17"/>
         </w:rPr>
         <w:t xml:space="preserve">Builds on Lesson 6-6 Session 2 · 6.EE.A.4</w:t>
@@ -2204,7 +2215,8 @@
           </w:tcPr>
           <w:p>
             <w:pPr>
-              <w:spacing w:before="0" w:after="0" w:line="252" w:lineRule="auto"/>
+              <w:pStyle w:val="Heading2"/>
+              <w:spacing w:before="0" w:after="0" w:line="246" w:lineRule="auto"/>
             </w:pPr>
             <w:r>
               <w:rPr>
@@ -2227,13 +2239,13 @@
           </w:tcPr>
           <w:p>
             <w:pPr>
-              <w:spacing w:before="0" w:after="0" w:line="264" w:lineRule="auto"/>
+              <w:spacing w:before="0" w:after="0" w:line="252" w:lineRule="auto"/>
             </w:pPr>
             <w:r>
               <w:rPr>
                 <w:rFonts w:ascii="Avenir Next" w:hAnsi="Avenir Next" w:cs="Avenir Next" w:eastAsia="Avenir Next"/>
                 <w:color w:val="1A1A1A"/>
-                <w:sz w:val="20"/>
+                <w:sz w:val="22"/>
                 <w:szCs w:val="20"/>
               </w:rPr>
               <w:t xml:space="preserve">You will test </w:t>
@@ -2243,7 +2255,7 @@
                 <w:rFonts w:ascii="Avenir Next" w:hAnsi="Avenir Next" w:cs="Avenir Next" w:eastAsia="Avenir Next"/>
                 <w:i/>
                 <w:color w:val="1A1A1A"/>
-                <w:sz w:val="20"/>
+                <w:sz w:val="22"/>
                 <w:szCs w:val="20"/>
               </w:rPr>
               <w:t xml:space="preserve">j</w:t>
@@ -2252,7 +2264,7 @@
               <w:rPr>
                 <w:rFonts w:ascii="Avenir Next" w:hAnsi="Avenir Next" w:cs="Avenir Next" w:eastAsia="Avenir Next"/>
                 <w:color w:val="1A1A1A"/>
-                <w:sz w:val="20"/>
+                <w:sz w:val="22"/>
                 <w:szCs w:val="20"/>
               </w:rPr>
               <w:t xml:space="preserve"> = 21 in </w:t>
@@ -2262,7 +2274,7 @@
                 <w:rFonts w:ascii="Avenir Next" w:hAnsi="Avenir Next" w:cs="Avenir Next" w:eastAsia="Avenir Next"/>
                 <w:i/>
                 <w:color w:val="1A1A1A"/>
-                <w:sz w:val="20"/>
+                <w:sz w:val="22"/>
                 <w:szCs w:val="20"/>
               </w:rPr>
               <w:t xml:space="preserve">j</w:t>
@@ -2271,7 +2283,7 @@
               <w:rPr>
                 <w:rFonts w:ascii="Avenir Next" w:hAnsi="Avenir Next" w:cs="Avenir Next" w:eastAsia="Avenir Next"/>
                 <w:color w:val="1A1A1A"/>
-                <w:sz w:val="20"/>
+                <w:sz w:val="22"/>
                 <w:szCs w:val="20"/>
               </w:rPr>
               <w:t xml:space="preserve"> + 12 = 33. Both sides must have the same value.</w:t>
@@ -2291,7 +2303,8 @@
           </w:tcPr>
           <w:p>
             <w:pPr>
-              <w:spacing w:before="0" w:after="0" w:line="252" w:lineRule="auto"/>
+              <w:pStyle w:val="Heading2"/>
+              <w:spacing w:before="0" w:after="0" w:line="246" w:lineRule="auto"/>
             </w:pPr>
             <w:r>
               <w:rPr>
@@ -2314,13 +2327,13 @@
           </w:tcPr>
           <w:p>
             <w:pPr>
-              <w:spacing w:before="0" w:after="0" w:line="264" w:lineRule="auto"/>
+              <w:spacing w:before="0" w:after="0" w:line="252" w:lineRule="auto"/>
             </w:pPr>
             <w:r>
               <w:rPr>
                 <w:rFonts w:ascii="Avenir Next" w:hAnsi="Avenir Next" w:cs="Avenir Next" w:eastAsia="Avenir Next"/>
                 <w:color w:val="1A1A1A"/>
-                <w:sz w:val="20"/>
+                <w:sz w:val="22"/>
                 <w:szCs w:val="20"/>
               </w:rPr>
               <w:t xml:space="preserve">Decide if both sides of an equation match, like 21 + 12 and 33.  </w:t>
@@ -2330,7 +2343,7 @@
                 <w:rFonts w:ascii="Avenir Next" w:hAnsi="Avenir Next" w:cs="Avenir Next" w:eastAsia="Avenir Next"/>
                 <w:b/>
                 <w:color w:val="1A1A1A"/>
-                <w:sz w:val="20"/>
+                <w:sz w:val="22"/>
                 <w:szCs w:val="20"/>
               </w:rPr>
               <w:t xml:space="preserve">You will use it in Practice Form A, problems 2 and 5.</w:t>
@@ -2341,6 +2354,7 @@
     </w:tbl>
     <w:p>
       <w:pPr>
+        <w:pStyle w:val="Heading2"/>
         <w:keepNext/>
         <w:pBdr>
           <w:bottom w:val="single" w:sz="8" w:space="3" w:color="003A70"/>
@@ -2356,7 +2370,7 @@
           <w:b/>
           <w:color w:val="003A70"/>
           <w:spacing w:val="14"/>
-          <w:sz w:val="19"/>
+          <w:sz w:val="22"/>
           <w:szCs w:val="19"/>
         </w:rPr>
         <w:t xml:space="preserve">STEPS TO FOLLOW</w:t>
@@ -2375,7 +2389,7 @@
           <w:rFonts w:ascii="Avenir Next" w:hAnsi="Avenir Next" w:cs="Avenir Next" w:eastAsia="Avenir Next"/>
           <w:i/>
           <w:color w:val="5A5F66"/>
-          <w:sz w:val="17"/>
+          <w:sz w:val="22"/>
           <w:szCs w:val="17"/>
         </w:rPr>
         <w:t xml:space="preserve">use these same steps on every problem</w:t>
@@ -2417,6 +2431,7 @@
           </w:tcPr>
           <w:p>
             <w:pPr>
+              <w:pStyle w:val="Heading1"/>
               <w:spacing w:before="0" w:after="0" w:line="240" w:lineRule="auto"/>
               <w:jc w:val="center"/>
             </w:pPr>
@@ -2439,13 +2454,13 @@
           </w:tcPr>
           <w:p>
             <w:pPr>
-              <w:spacing w:before="0" w:after="0" w:line="264" w:lineRule="auto"/>
+              <w:spacing w:before="0" w:after="0" w:line="252" w:lineRule="auto"/>
             </w:pPr>
             <w:r>
               <w:rPr>
                 <w:rFonts w:ascii="Avenir Next" w:hAnsi="Avenir Next" w:cs="Avenir Next" w:eastAsia="Avenir Next"/>
                 <w:color w:val="1A1A1A"/>
-                <w:sz w:val="21"/>
+                <w:sz w:val="22"/>
                 <w:szCs w:val="21"/>
               </w:rPr>
               <w:t xml:space="preserve">Find the value of the </w:t>
@@ -2455,7 +2470,7 @@
                 <w:rFonts w:ascii="Avenir Next" w:hAnsi="Avenir Next" w:cs="Avenir Next" w:eastAsia="Avenir Next"/>
                 <w:b/>
                 <w:color w:val="1A1A1A"/>
-                <w:sz w:val="21"/>
+                <w:sz w:val="22"/>
                 <w:szCs w:val="21"/>
               </w:rPr>
               <w:t xml:space="preserve">left</w:t>
@@ -2464,7 +2479,7 @@
               <w:rPr>
                 <w:rFonts w:ascii="Avenir Next" w:hAnsi="Avenir Next" w:cs="Avenir Next" w:eastAsia="Avenir Next"/>
                 <w:color w:val="1A1A1A"/>
-                <w:sz w:val="21"/>
+                <w:sz w:val="22"/>
                 <w:szCs w:val="21"/>
               </w:rPr>
               <w:t xml:space="preserve"> side.</w:t>
@@ -2483,6 +2498,7 @@
           </w:tcPr>
           <w:p>
             <w:pPr>
+              <w:pStyle w:val="Heading1"/>
               <w:spacing w:before="0" w:after="0" w:line="240" w:lineRule="auto"/>
               <w:jc w:val="center"/>
             </w:pPr>
@@ -2505,13 +2521,13 @@
           </w:tcPr>
           <w:p>
             <w:pPr>
-              <w:spacing w:before="0" w:after="0" w:line="264" w:lineRule="auto"/>
+              <w:spacing w:before="0" w:after="0" w:line="252" w:lineRule="auto"/>
             </w:pPr>
             <w:r>
               <w:rPr>
                 <w:rFonts w:ascii="Avenir Next" w:hAnsi="Avenir Next" w:cs="Avenir Next" w:eastAsia="Avenir Next"/>
                 <w:color w:val="1A1A1A"/>
-                <w:sz w:val="21"/>
+                <w:sz w:val="22"/>
                 <w:szCs w:val="21"/>
               </w:rPr>
               <w:t xml:space="preserve">Find the value of the </w:t>
@@ -2521,7 +2537,7 @@
                 <w:rFonts w:ascii="Avenir Next" w:hAnsi="Avenir Next" w:cs="Avenir Next" w:eastAsia="Avenir Next"/>
                 <w:b/>
                 <w:color w:val="1A1A1A"/>
-                <w:sz w:val="21"/>
+                <w:sz w:val="22"/>
                 <w:szCs w:val="21"/>
               </w:rPr>
               <w:t xml:space="preserve">right</w:t>
@@ -2530,7 +2546,7 @@
               <w:rPr>
                 <w:rFonts w:ascii="Avenir Next" w:hAnsi="Avenir Next" w:cs="Avenir Next" w:eastAsia="Avenir Next"/>
                 <w:color w:val="1A1A1A"/>
-                <w:sz w:val="21"/>
+                <w:sz w:val="22"/>
                 <w:szCs w:val="21"/>
               </w:rPr>
               <w:t xml:space="preserve"> side.</w:t>
@@ -2549,6 +2565,7 @@
           </w:tcPr>
           <w:p>
             <w:pPr>
+              <w:pStyle w:val="Heading1"/>
               <w:spacing w:before="0" w:after="0" w:line="240" w:lineRule="auto"/>
               <w:jc w:val="center"/>
             </w:pPr>
@@ -2571,14 +2588,14 @@
           </w:tcPr>
           <w:p>
             <w:pPr>
-              <w:spacing w:before="0" w:after="0" w:line="264" w:lineRule="auto"/>
+              <w:spacing w:before="0" w:after="0" w:line="252" w:lineRule="auto"/>
             </w:pPr>
             <w:r>
               <w:rPr>
                 <w:rFonts w:ascii="Avenir Next" w:hAnsi="Avenir Next" w:cs="Avenir Next" w:eastAsia="Avenir Next"/>
                 <w:b/>
                 <w:color w:val="1A1A1A"/>
-                <w:sz w:val="21"/>
+                <w:sz w:val="22"/>
                 <w:szCs w:val="21"/>
               </w:rPr>
               <w:t xml:space="preserve">Compare</w:t>
@@ -2587,7 +2604,7 @@
               <w:rPr>
                 <w:rFonts w:ascii="Avenir Next" w:hAnsi="Avenir Next" w:cs="Avenir Next" w:eastAsia="Avenir Next"/>
                 <w:color w:val="1A1A1A"/>
-                <w:sz w:val="21"/>
+                <w:sz w:val="22"/>
                 <w:szCs w:val="21"/>
               </w:rPr>
               <w:t xml:space="preserve">. Same value means true.</w:t>
@@ -2598,6 +2615,7 @@
     </w:tbl>
     <w:p>
       <w:pPr>
+        <w:pStyle w:val="Heading2"/>
         <w:keepNext/>
         <w:pBdr>
           <w:bottom w:val="single" w:sz="8" w:space="3" w:color="003A70"/>
@@ -2613,7 +2631,7 @@
           <w:b/>
           <w:color w:val="003A70"/>
           <w:spacing w:val="14"/>
-          <w:sz w:val="19"/>
+          <w:sz w:val="22"/>
           <w:szCs w:val="19"/>
         </w:rPr>
         <w:t xml:space="preserve">WATCH ME</w:t>
@@ -2632,7 +2650,7 @@
           <w:rFonts w:ascii="Avenir Next" w:hAnsi="Avenir Next" w:cs="Avenir Next" w:eastAsia="Avenir Next"/>
           <w:i/>
           <w:color w:val="5A5F66"/>
-          <w:sz w:val="17"/>
+          <w:sz w:val="22"/>
           <w:szCs w:val="17"/>
         </w:rPr>
         <w:t xml:space="preserve">the steps in action</w:t>
@@ -2640,14 +2658,14 @@
     </w:p>
     <w:p>
       <w:pPr>
-        <w:spacing w:before="0" w:after="40" w:line="264" w:lineRule="auto"/>
+        <w:spacing w:before="0" w:after="40" w:line="252" w:lineRule="auto"/>
       </w:pPr>
       <w:r>
         <w:rPr>
           <w:rFonts w:ascii="Avenir Next" w:hAnsi="Avenir Next" w:cs="Avenir Next" w:eastAsia="Avenir Next"/>
           <w:b/>
           <w:color w:val="1A1A1A"/>
-          <w:sz w:val="21"/>
+          <w:sz w:val="22"/>
           <w:szCs w:val="21"/>
         </w:rPr>
         <w:t xml:space="preserve">Is 21 + 12 = 33 true?</w:t>
@@ -2658,7 +2676,7 @@
         <w:tabs>
           <w:tab w:val="left" w:pos="950"/>
         </w:tabs>
-        <w:spacing w:before="0" w:after="24" w:line="256" w:lineRule="auto"/>
+        <w:spacing w:before="0" w:after="24" w:line="248" w:lineRule="auto"/>
         <w:ind w:left="950" w:hanging="950"/>
       </w:pPr>
       <w:r>
@@ -2666,25 +2684,25 @@
           <w:rFonts w:ascii="Avenir Next" w:hAnsi="Avenir Next" w:cs="Avenir Next" w:eastAsia="Avenir Next"/>
           <w:b/>
           <w:color w:val="003A70"/>
+          <w:sz w:val="22"/>
+          <w:szCs w:val="19"/>
+        </w:rPr>
+        <w:t xml:space="preserve">Step 1</w:t>
+      </w:r>
+      <w:r>
+        <w:rPr>
+          <w:rFonts w:ascii="Avenir Next" w:hAnsi="Avenir Next" w:cs="Avenir Next" w:eastAsia="Avenir Next"/>
+          <w:color w:val="1A1A1A"/>
           <w:sz w:val="19"/>
           <w:szCs w:val="19"/>
         </w:rPr>
-        <w:t xml:space="preserve">Step 1</w:t>
-      </w:r>
-      <w:r>
-        <w:rPr>
-          <w:rFonts w:ascii="Avenir Next" w:hAnsi="Avenir Next" w:cs="Avenir Next" w:eastAsia="Avenir Next"/>
-          <w:color w:val="1A1A1A"/>
-          <w:sz w:val="19"/>
-          <w:szCs w:val="19"/>
-        </w:rPr>
         <w:tab/>
       </w:r>
       <w:r>
         <w:rPr>
           <w:rFonts w:ascii="Avenir Next" w:hAnsi="Avenir Next" w:cs="Avenir Next" w:eastAsia="Avenir Next"/>
           <w:color w:val="1A1A1A"/>
-          <w:sz w:val="21"/>
+          <w:sz w:val="22"/>
           <w:szCs w:val="21"/>
         </w:rPr>
         <w:t xml:space="preserve">Left: 21 + 12 = 33.</w:t>
@@ -2695,7 +2713,7 @@
         <w:tabs>
           <w:tab w:val="left" w:pos="950"/>
         </w:tabs>
-        <w:spacing w:before="0" w:after="24" w:line="256" w:lineRule="auto"/>
+        <w:spacing w:before="0" w:after="24" w:line="248" w:lineRule="auto"/>
         <w:ind w:left="950" w:hanging="950"/>
       </w:pPr>
       <w:r>
@@ -2703,25 +2721,25 @@
           <w:rFonts w:ascii="Avenir Next" w:hAnsi="Avenir Next" w:cs="Avenir Next" w:eastAsia="Avenir Next"/>
           <w:b/>
           <w:color w:val="003A70"/>
+          <w:sz w:val="22"/>
+          <w:szCs w:val="19"/>
+        </w:rPr>
+        <w:t xml:space="preserve">Step 2</w:t>
+      </w:r>
+      <w:r>
+        <w:rPr>
+          <w:rFonts w:ascii="Avenir Next" w:hAnsi="Avenir Next" w:cs="Avenir Next" w:eastAsia="Avenir Next"/>
+          <w:color w:val="1A1A1A"/>
           <w:sz w:val="19"/>
           <w:szCs w:val="19"/>
         </w:rPr>
-        <w:t xml:space="preserve">Step 2</w:t>
-      </w:r>
-      <w:r>
-        <w:rPr>
-          <w:rFonts w:ascii="Avenir Next" w:hAnsi="Avenir Next" w:cs="Avenir Next" w:eastAsia="Avenir Next"/>
-          <w:color w:val="1A1A1A"/>
-          <w:sz w:val="19"/>
-          <w:szCs w:val="19"/>
-        </w:rPr>
         <w:tab/>
       </w:r>
       <w:r>
         <w:rPr>
           <w:rFonts w:ascii="Avenir Next" w:hAnsi="Avenir Next" w:cs="Avenir Next" w:eastAsia="Avenir Next"/>
           <w:color w:val="1A1A1A"/>
-          <w:sz w:val="21"/>
+          <w:sz w:val="22"/>
           <w:szCs w:val="21"/>
         </w:rPr>
         <w:t xml:space="preserve">Right: 33.</w:t>
@@ -2732,7 +2750,7 @@
         <w:tabs>
           <w:tab w:val="left" w:pos="950"/>
         </w:tabs>
-        <w:spacing w:before="0" w:after="24" w:line="256" w:lineRule="auto"/>
+        <w:spacing w:before="0" w:after="24" w:line="248" w:lineRule="auto"/>
         <w:ind w:left="950" w:hanging="950"/>
       </w:pPr>
       <w:r>
@@ -2740,25 +2758,25 @@
           <w:rFonts w:ascii="Avenir Next" w:hAnsi="Avenir Next" w:cs="Avenir Next" w:eastAsia="Avenir Next"/>
           <w:b/>
           <w:color w:val="003A70"/>
+          <w:sz w:val="22"/>
+          <w:szCs w:val="19"/>
+        </w:rPr>
+        <w:t xml:space="preserve">Step 3</w:t>
+      </w:r>
+      <w:r>
+        <w:rPr>
+          <w:rFonts w:ascii="Avenir Next" w:hAnsi="Avenir Next" w:cs="Avenir Next" w:eastAsia="Avenir Next"/>
+          <w:color w:val="1A1A1A"/>
           <w:sz w:val="19"/>
           <w:szCs w:val="19"/>
         </w:rPr>
-        <w:t xml:space="preserve">Step 3</w:t>
-      </w:r>
-      <w:r>
-        <w:rPr>
-          <w:rFonts w:ascii="Avenir Next" w:hAnsi="Avenir Next" w:cs="Avenir Next" w:eastAsia="Avenir Next"/>
-          <w:color w:val="1A1A1A"/>
-          <w:sz w:val="19"/>
-          <w:szCs w:val="19"/>
-        </w:rPr>
         <w:tab/>
       </w:r>
       <w:r>
         <w:rPr>
           <w:rFonts w:ascii="Avenir Next" w:hAnsi="Avenir Next" w:cs="Avenir Next" w:eastAsia="Avenir Next"/>
           <w:color w:val="1A1A1A"/>
-          <w:sz w:val="21"/>
+          <w:sz w:val="22"/>
           <w:szCs w:val="21"/>
         </w:rPr>
         <w:t xml:space="preserve">33 and 33 match. True.</w:t>
@@ -2769,7 +2787,7 @@
         <w:tabs>
           <w:tab w:val="left" w:pos="950"/>
         </w:tabs>
-        <w:spacing w:before="20" w:after="0" w:line="256" w:lineRule="auto"/>
+        <w:spacing w:before="20" w:after="0" w:line="248" w:lineRule="auto"/>
         <w:ind w:left="950" w:hanging="950"/>
       </w:pPr>
       <w:r>
@@ -2777,18 +2795,18 @@
           <w:rFonts w:ascii="Avenir Next" w:hAnsi="Avenir Next" w:cs="Avenir Next" w:eastAsia="Avenir Next"/>
           <w:b/>
           <w:color w:val="1A1A1A"/>
+          <w:sz w:val="22"/>
+          <w:szCs w:val="21"/>
+        </w:rPr>
+        <w:t xml:space="preserve">Answer</w:t>
+      </w:r>
+      <w:r>
+        <w:rPr>
+          <w:rFonts w:ascii="Avenir Next" w:hAnsi="Avenir Next" w:cs="Avenir Next" w:eastAsia="Avenir Next"/>
+          <w:color w:val="1A1A1A"/>
           <w:sz w:val="21"/>
           <w:szCs w:val="21"/>
         </w:rPr>
-        <w:t xml:space="preserve">Answer</w:t>
-      </w:r>
-      <w:r>
-        <w:rPr>
-          <w:rFonts w:ascii="Avenir Next" w:hAnsi="Avenir Next" w:cs="Avenir Next" w:eastAsia="Avenir Next"/>
-          <w:color w:val="1A1A1A"/>
-          <w:sz w:val="21"/>
-          <w:szCs w:val="21"/>
-        </w:rPr>
         <w:tab/>
       </w:r>
       <w:r>
@@ -2796,7 +2814,7 @@
           <w:rFonts w:ascii="Avenir Next" w:hAnsi="Avenir Next" w:cs="Avenir Next" w:eastAsia="Avenir Next"/>
           <w:b/>
           <w:color w:val="1A1A1A"/>
-          <w:sz w:val="21"/>
+          <w:sz w:val="22"/>
           <w:szCs w:val="21"/>
         </w:rPr>
         <w:t xml:space="preserve">True</w:t>
@@ -2804,6 +2822,7 @@
     </w:p>
     <w:p>
       <w:pPr>
+        <w:pStyle w:val="Heading2"/>
         <w:keepNext/>
         <w:pBdr>
           <w:bottom w:val="single" w:sz="8" w:space="3" w:color="003A70"/>
@@ -2819,7 +2838,7 @@
           <w:b/>
           <w:color w:val="003A70"/>
           <w:spacing w:val="14"/>
-          <w:sz w:val="19"/>
+          <w:sz w:val="22"/>
           <w:szCs w:val="19"/>
         </w:rPr>
         <w:t xml:space="preserve">TRY IT WITH HELP</w:t>
@@ -2838,7 +2857,7 @@
           <w:rFonts w:ascii="Avenir Next" w:hAnsi="Avenir Next" w:cs="Avenir Next" w:eastAsia="Avenir Next"/>
           <w:i/>
           <w:color w:val="5A5F66"/>
-          <w:sz w:val="17"/>
+          <w:sz w:val="22"/>
           <w:szCs w:val="17"/>
         </w:rPr>
         <w:t xml:space="preserve">fill in each step</w:t>
@@ -2850,7 +2869,7 @@
         <w:tabs>
           <w:tab w:val="left" w:pos="432"/>
         </w:tabs>
-        <w:spacing w:before="90" w:after="40" w:line="268" w:lineRule="auto"/>
+        <w:spacing w:before="90" w:after="40" w:line="254" w:lineRule="auto"/>
         <w:ind w:left="432" w:hanging="432"/>
       </w:pPr>
       <w:r>
@@ -2888,7 +2907,7 @@
         <w:tabs>
           <w:tab w:val="left" w:pos="1300"/>
         </w:tabs>
-        <w:spacing w:before="0" w:after="24" w:line="272" w:lineRule="auto"/>
+        <w:spacing w:before="0" w:after="24" w:line="256" w:lineRule="auto"/>
         <w:ind w:left="1300" w:hanging="868"/>
       </w:pPr>
       <w:r>
@@ -2896,25 +2915,25 @@
           <w:rFonts w:ascii="Avenir Next" w:hAnsi="Avenir Next" w:cs="Avenir Next" w:eastAsia="Avenir Next"/>
           <w:b/>
           <w:color w:val="003A70"/>
+          <w:sz w:val="22"/>
+          <w:szCs w:val="18"/>
+        </w:rPr>
+        <w:t xml:space="preserve">Step 1</w:t>
+      </w:r>
+      <w:r>
+        <w:rPr>
+          <w:rFonts w:ascii="Avenir Next" w:hAnsi="Avenir Next" w:cs="Avenir Next" w:eastAsia="Avenir Next"/>
+          <w:color w:val="1A1A1A"/>
           <w:sz w:val="18"/>
           <w:szCs w:val="18"/>
         </w:rPr>
-        <w:t xml:space="preserve">Step 1</w:t>
-      </w:r>
-      <w:r>
-        <w:rPr>
-          <w:rFonts w:ascii="Avenir Next" w:hAnsi="Avenir Next" w:cs="Avenir Next" w:eastAsia="Avenir Next"/>
-          <w:color w:val="1A1A1A"/>
-          <w:sz w:val="18"/>
-          <w:szCs w:val="18"/>
-        </w:rPr>
         <w:tab/>
       </w:r>
       <w:r>
         <w:rPr>
           <w:rFonts w:ascii="Avenir Next" w:hAnsi="Avenir Next" w:cs="Avenir Next" w:eastAsia="Avenir Next"/>
           <w:color w:val="1A1A1A"/>
-          <w:sz w:val="21"/>
+          <w:sz w:val="22"/>
           <w:szCs w:val="21"/>
         </w:rPr>
         <w:t xml:space="preserve">Left: 4 × 7 = </w:t>
@@ -2936,7 +2955,7 @@
         <w:tabs>
           <w:tab w:val="left" w:pos="1300"/>
         </w:tabs>
-        <w:spacing w:before="0" w:after="24" w:line="272" w:lineRule="auto"/>
+        <w:spacing w:before="0" w:after="24" w:line="256" w:lineRule="auto"/>
         <w:ind w:left="1300" w:hanging="868"/>
       </w:pPr>
       <w:r>
@@ -2944,25 +2963,25 @@
           <w:rFonts w:ascii="Avenir Next" w:hAnsi="Avenir Next" w:cs="Avenir Next" w:eastAsia="Avenir Next"/>
           <w:b/>
           <w:color w:val="003A70"/>
+          <w:sz w:val="22"/>
+          <w:szCs w:val="18"/>
+        </w:rPr>
+        <w:t xml:space="preserve">Step 2</w:t>
+      </w:r>
+      <w:r>
+        <w:rPr>
+          <w:rFonts w:ascii="Avenir Next" w:hAnsi="Avenir Next" w:cs="Avenir Next" w:eastAsia="Avenir Next"/>
+          <w:color w:val="1A1A1A"/>
           <w:sz w:val="18"/>
           <w:szCs w:val="18"/>
         </w:rPr>
-        <w:t xml:space="preserve">Step 2</w:t>
-      </w:r>
-      <w:r>
-        <w:rPr>
-          <w:rFonts w:ascii="Avenir Next" w:hAnsi="Avenir Next" w:cs="Avenir Next" w:eastAsia="Avenir Next"/>
-          <w:color w:val="1A1A1A"/>
-          <w:sz w:val="18"/>
-          <w:szCs w:val="18"/>
-        </w:rPr>
         <w:tab/>
       </w:r>
       <w:r>
         <w:rPr>
           <w:rFonts w:ascii="Avenir Next" w:hAnsi="Avenir Next" w:cs="Avenir Next" w:eastAsia="Avenir Next"/>
           <w:color w:val="1A1A1A"/>
-          <w:sz w:val="21"/>
+          <w:sz w:val="22"/>
           <w:szCs w:val="21"/>
         </w:rPr>
         <w:t xml:space="preserve">Right: </w:t>
@@ -2984,7 +3003,7 @@
         <w:tabs>
           <w:tab w:val="left" w:pos="1300"/>
         </w:tabs>
-        <w:spacing w:before="0" w:after="24" w:line="272" w:lineRule="auto"/>
+        <w:spacing w:before="0" w:after="24" w:line="256" w:lineRule="auto"/>
         <w:ind w:left="1300" w:hanging="868"/>
       </w:pPr>
       <w:r>
@@ -2992,35 +3011,35 @@
           <w:rFonts w:ascii="Avenir Next" w:hAnsi="Avenir Next" w:cs="Avenir Next" w:eastAsia="Avenir Next"/>
           <w:b/>
           <w:color w:val="003A70"/>
+          <w:sz w:val="22"/>
+          <w:szCs w:val="18"/>
+        </w:rPr>
+        <w:t xml:space="preserve">Step 3</w:t>
+      </w:r>
+      <w:r>
+        <w:rPr>
+          <w:rFonts w:ascii="Avenir Next" w:hAnsi="Avenir Next" w:cs="Avenir Next" w:eastAsia="Avenir Next"/>
+          <w:color w:val="1A1A1A"/>
           <w:sz w:val="18"/>
           <w:szCs w:val="18"/>
         </w:rPr>
-        <w:t xml:space="preserve">Step 3</w:t>
-      </w:r>
-      <w:r>
-        <w:rPr>
-          <w:rFonts w:ascii="Avenir Next" w:hAnsi="Avenir Next" w:cs="Avenir Next" w:eastAsia="Avenir Next"/>
-          <w:color w:val="1A1A1A"/>
-          <w:sz w:val="18"/>
-          <w:szCs w:val="18"/>
-        </w:rPr>
         <w:tab/>
       </w:r>
       <w:r>
         <w:rPr>
           <w:rFonts w:ascii="Avenir Next" w:hAnsi="Avenir Next" w:cs="Avenir Next" w:eastAsia="Avenir Next"/>
           <w:color w:val="1A1A1A"/>
+          <w:sz w:val="22"/>
+          <w:szCs w:val="21"/>
+        </w:rPr>
+        <w:t xml:space="preserve">Do they match? </w:t>
+      </w:r>
+      <w:r>
+        <w:rPr>
+          <w:rFonts w:ascii="Avenir Next" w:hAnsi="Avenir Next" w:cs="Avenir Next" w:eastAsia="Avenir Next"/>
+          <w:color w:val="1A1A1A"/>
           <w:sz w:val="21"/>
           <w:szCs w:val="21"/>
-        </w:rPr>
-        <w:t xml:space="preserve">Do they match? </w:t>
-      </w:r>
-      <w:r>
-        <w:rPr>
-          <w:rFonts w:ascii="Avenir Next" w:hAnsi="Avenir Next" w:cs="Avenir Next" w:eastAsia="Avenir Next"/>
-          <w:color w:val="1A1A1A"/>
-          <w:sz w:val="21"/>
-          <w:szCs w:val="21"/>
           <w:u w:val="single"/>
         </w:rPr>
         <w:t xml:space="preserve">                </w:t>
@@ -3029,7 +3048,7 @@
         <w:rPr>
           <w:rFonts w:ascii="Avenir Next" w:hAnsi="Avenir Next" w:cs="Avenir Next" w:eastAsia="Avenir Next"/>
           <w:color w:val="1A1A1A"/>
-          <w:sz w:val="21"/>
+          <w:sz w:val="22"/>
           <w:szCs w:val="21"/>
         </w:rPr>
         <w:t xml:space="preserve"> True or false? </w:t>
@@ -3056,7 +3075,7 @@
         <w:tabs>
           <w:tab w:val="left" w:pos="432"/>
         </w:tabs>
-        <w:spacing w:before="90" w:after="40" w:line="268" w:lineRule="auto"/>
+        <w:spacing w:before="90" w:after="40" w:line="254" w:lineRule="auto"/>
         <w:ind w:left="432" w:hanging="432"/>
       </w:pPr>
       <w:r>
@@ -3094,7 +3113,7 @@
         <w:tabs>
           <w:tab w:val="left" w:pos="1300"/>
         </w:tabs>
-        <w:spacing w:before="0" w:after="24" w:line="272" w:lineRule="auto"/>
+        <w:spacing w:before="0" w:after="24" w:line="256" w:lineRule="auto"/>
         <w:ind w:left="1300" w:hanging="868"/>
       </w:pPr>
       <w:r>
@@ -3102,25 +3121,25 @@
           <w:rFonts w:ascii="Avenir Next" w:hAnsi="Avenir Next" w:cs="Avenir Next" w:eastAsia="Avenir Next"/>
           <w:b/>
           <w:color w:val="003A70"/>
+          <w:sz w:val="22"/>
+          <w:szCs w:val="18"/>
+        </w:rPr>
+        <w:t xml:space="preserve">Step 1</w:t>
+      </w:r>
+      <w:r>
+        <w:rPr>
+          <w:rFonts w:ascii="Avenir Next" w:hAnsi="Avenir Next" w:cs="Avenir Next" w:eastAsia="Avenir Next"/>
+          <w:color w:val="1A1A1A"/>
           <w:sz w:val="18"/>
           <w:szCs w:val="18"/>
         </w:rPr>
-        <w:t xml:space="preserve">Step 1</w:t>
-      </w:r>
-      <w:r>
-        <w:rPr>
-          <w:rFonts w:ascii="Avenir Next" w:hAnsi="Avenir Next" w:cs="Avenir Next" w:eastAsia="Avenir Next"/>
-          <w:color w:val="1A1A1A"/>
-          <w:sz w:val="18"/>
-          <w:szCs w:val="18"/>
-        </w:rPr>
         <w:tab/>
       </w:r>
       <w:r>
         <w:rPr>
           <w:rFonts w:ascii="Avenir Next" w:hAnsi="Avenir Next" w:cs="Avenir Next" w:eastAsia="Avenir Next"/>
           <w:color w:val="1A1A1A"/>
-          <w:sz w:val="21"/>
+          <w:sz w:val="22"/>
           <w:szCs w:val="21"/>
         </w:rPr>
         <w:t xml:space="preserve">Left: 19 + 12 = </w:t>
@@ -3142,7 +3161,7 @@
         <w:tabs>
           <w:tab w:val="left" w:pos="1300"/>
         </w:tabs>
-        <w:spacing w:before="0" w:after="24" w:line="272" w:lineRule="auto"/>
+        <w:spacing w:before="0" w:after="24" w:line="256" w:lineRule="auto"/>
         <w:ind w:left="1300" w:hanging="868"/>
       </w:pPr>
       <w:r>
@@ -3150,25 +3169,25 @@
           <w:rFonts w:ascii="Avenir Next" w:hAnsi="Avenir Next" w:cs="Avenir Next" w:eastAsia="Avenir Next"/>
           <w:b/>
           <w:color w:val="003A70"/>
+          <w:sz w:val="22"/>
+          <w:szCs w:val="18"/>
+        </w:rPr>
+        <w:t xml:space="preserve">Step 2</w:t>
+      </w:r>
+      <w:r>
+        <w:rPr>
+          <w:rFonts w:ascii="Avenir Next" w:hAnsi="Avenir Next" w:cs="Avenir Next" w:eastAsia="Avenir Next"/>
+          <w:color w:val="1A1A1A"/>
           <w:sz w:val="18"/>
           <w:szCs w:val="18"/>
         </w:rPr>
-        <w:t xml:space="preserve">Step 2</w:t>
-      </w:r>
-      <w:r>
-        <w:rPr>
-          <w:rFonts w:ascii="Avenir Next" w:hAnsi="Avenir Next" w:cs="Avenir Next" w:eastAsia="Avenir Next"/>
-          <w:color w:val="1A1A1A"/>
-          <w:sz w:val="18"/>
-          <w:szCs w:val="18"/>
-        </w:rPr>
         <w:tab/>
       </w:r>
       <w:r>
         <w:rPr>
           <w:rFonts w:ascii="Avenir Next" w:hAnsi="Avenir Next" w:cs="Avenir Next" w:eastAsia="Avenir Next"/>
           <w:color w:val="1A1A1A"/>
-          <w:sz w:val="21"/>
+          <w:sz w:val="22"/>
           <w:szCs w:val="21"/>
         </w:rPr>
         <w:t xml:space="preserve">Right: </w:t>
@@ -3190,7 +3209,7 @@
         <w:tabs>
           <w:tab w:val="left" w:pos="1300"/>
         </w:tabs>
-        <w:spacing w:before="0" w:after="24" w:line="272" w:lineRule="auto"/>
+        <w:spacing w:before="0" w:after="24" w:line="256" w:lineRule="auto"/>
         <w:ind w:left="1300" w:hanging="868"/>
       </w:pPr>
       <w:r>
@@ -3198,28 +3217,47 @@
           <w:rFonts w:ascii="Avenir Next" w:hAnsi="Avenir Next" w:cs="Avenir Next" w:eastAsia="Avenir Next"/>
           <w:b/>
           <w:color w:val="003A70"/>
+          <w:sz w:val="22"/>
+          <w:szCs w:val="18"/>
+        </w:rPr>
+        <w:t xml:space="preserve">Step 3</w:t>
+      </w:r>
+      <w:r>
+        <w:rPr>
+          <w:rFonts w:ascii="Avenir Next" w:hAnsi="Avenir Next" w:cs="Avenir Next" w:eastAsia="Avenir Next"/>
+          <w:color w:val="1A1A1A"/>
           <w:sz w:val="18"/>
           <w:szCs w:val="18"/>
         </w:rPr>
-        <w:t xml:space="preserve">Step 3</w:t>
-      </w:r>
-      <w:r>
-        <w:rPr>
-          <w:rFonts w:ascii="Avenir Next" w:hAnsi="Avenir Next" w:cs="Avenir Next" w:eastAsia="Avenir Next"/>
-          <w:color w:val="1A1A1A"/>
-          <w:sz w:val="18"/>
-          <w:szCs w:val="18"/>
-        </w:rPr>
         <w:tab/>
       </w:r>
       <w:r>
         <w:rPr>
           <w:rFonts w:ascii="Avenir Next" w:hAnsi="Avenir Next" w:cs="Avenir Next" w:eastAsia="Avenir Next"/>
           <w:color w:val="1A1A1A"/>
+          <w:sz w:val="22"/>
+          <w:szCs w:val="21"/>
+        </w:rPr>
+        <w:t xml:space="preserve">Do they match? </w:t>
+      </w:r>
+      <w:r>
+        <w:rPr>
+          <w:rFonts w:ascii="Avenir Next" w:hAnsi="Avenir Next" w:cs="Avenir Next" w:eastAsia="Avenir Next"/>
+          <w:color w:val="1A1A1A"/>
           <w:sz w:val="21"/>
           <w:szCs w:val="21"/>
-        </w:rPr>
-        <w:t xml:space="preserve">Do they match? </w:t>
+          <w:u w:val="single"/>
+        </w:rPr>
+        <w:t xml:space="preserve">                </w:t>
+      </w:r>
+      <w:r>
+        <w:rPr>
+          <w:rFonts w:ascii="Avenir Next" w:hAnsi="Avenir Next" w:cs="Avenir Next" w:eastAsia="Avenir Next"/>
+          <w:color w:val="1A1A1A"/>
+          <w:sz w:val="22"/>
+          <w:szCs w:val="21"/>
+        </w:rPr>
+        <w:t xml:space="preserve"> True or false? </w:t>
       </w:r>
       <w:r>
         <w:rPr>
@@ -3231,25 +3269,6 @@
         </w:rPr>
         <w:t xml:space="preserve">                </w:t>
       </w:r>
-      <w:r>
-        <w:rPr>
-          <w:rFonts w:ascii="Avenir Next" w:hAnsi="Avenir Next" w:cs="Avenir Next" w:eastAsia="Avenir Next"/>
-          <w:color w:val="1A1A1A"/>
-          <w:sz w:val="21"/>
-          <w:szCs w:val="21"/>
-        </w:rPr>
-        <w:t xml:space="preserve"> True or false? </w:t>
-      </w:r>
-      <w:r>
-        <w:rPr>
-          <w:rFonts w:ascii="Avenir Next" w:hAnsi="Avenir Next" w:cs="Avenir Next" w:eastAsia="Avenir Next"/>
-          <w:color w:val="1A1A1A"/>
-          <w:sz w:val="21"/>
-          <w:szCs w:val="21"/>
-          <w:u w:val="single"/>
-        </w:rPr>
-        <w:t xml:space="preserve">                </w:t>
-      </w:r>
     </w:p>
     <w:p>
       <w:pPr>
@@ -3258,6 +3277,7 @@
     </w:p>
     <w:p>
       <w:pPr>
+        <w:pStyle w:val="Heading2"/>
         <w:keepNext/>
         <w:pBdr>
           <w:bottom w:val="single" w:sz="8" w:space="3" w:color="003A70"/>
@@ -3273,7 +3293,7 @@
           <w:b/>
           <w:color w:val="003A70"/>
           <w:spacing w:val="14"/>
-          <w:sz w:val="19"/>
+          <w:sz w:val="22"/>
           <w:szCs w:val="19"/>
         </w:rPr>
         <w:t xml:space="preserve">YOUR TURN</w:t>
@@ -3292,7 +3312,7 @@
           <w:rFonts w:ascii="Avenir Next" w:hAnsi="Avenir Next" w:cs="Avenir Next" w:eastAsia="Avenir Next"/>
           <w:i/>
           <w:color w:val="5A5F66"/>
-          <w:sz w:val="17"/>
+          <w:sz w:val="22"/>
           <w:szCs w:val="17"/>
         </w:rPr>
         <w:t xml:space="preserve">use the steps on your own</w:t>
@@ -3342,7 +3362,7 @@
               <w:tabs>
                 <w:tab w:val="left" w:pos="432"/>
               </w:tabs>
-              <w:spacing w:before="90" w:after="40" w:line="268" w:lineRule="auto"/>
+              <w:spacing w:before="90" w:after="40" w:line="254" w:lineRule="auto"/>
               <w:ind w:left="432" w:hanging="432"/>
             </w:pPr>
             <w:r>
@@ -3454,7 +3474,7 @@
                     <w:tabs>
                       <w:tab w:val="left" w:pos="340"/>
                     </w:tabs>
-                    <w:spacing w:before="0" w:after="0" w:line="276" w:lineRule="auto"/>
+                    <w:spacing w:before="0" w:after="0" w:line="258" w:lineRule="auto"/>
                     <w:ind w:left="340" w:hanging="340"/>
                   </w:pPr>
                   <w:r>
@@ -3502,7 +3522,7 @@
                       <w:szCs w:val="22"/>
                       <w:u w:val="single"/>
                     </w:rPr>
-                    <w:t xml:space="preserve">      </w:t>
+                    <w:t xml:space="preserve">          </w:t>
                   </w:r>
                 </w:p>
               </w:tc>
@@ -3516,7 +3536,7 @@
                     <w:tabs>
                       <w:tab w:val="left" w:pos="340"/>
                     </w:tabs>
-                    <w:spacing w:before="0" w:after="0" w:line="276" w:lineRule="auto"/>
+                    <w:spacing w:before="0" w:after="0" w:line="258" w:lineRule="auto"/>
                     <w:ind w:left="340" w:hanging="340"/>
                   </w:pPr>
                   <w:r>
@@ -3564,7 +3584,7 @@
                       <w:szCs w:val="22"/>
                       <w:u w:val="single"/>
                     </w:rPr>
-                    <w:t xml:space="preserve">      </w:t>
+                    <w:t xml:space="preserve">          </w:t>
                   </w:r>
                 </w:p>
               </w:tc>
@@ -3578,7 +3598,7 @@
                     <w:tabs>
                       <w:tab w:val="left" w:pos="340"/>
                     </w:tabs>
-                    <w:spacing w:before="0" w:after="0" w:line="276" w:lineRule="auto"/>
+                    <w:spacing w:before="0" w:after="0" w:line="258" w:lineRule="auto"/>
                     <w:ind w:left="340" w:hanging="340"/>
                   </w:pPr>
                   <w:r>
@@ -3626,7 +3646,7 @@
                       <w:szCs w:val="22"/>
                       <w:u w:val="single"/>
                     </w:rPr>
-                    <w:t xml:space="preserve">      </w:t>
+                    <w:t xml:space="preserve">          </w:t>
                   </w:r>
                 </w:p>
               </w:tc>
@@ -3646,7 +3666,7 @@
                     <w:tabs>
                       <w:tab w:val="left" w:pos="340"/>
                     </w:tabs>
-                    <w:spacing w:before="0" w:after="0" w:line="276" w:lineRule="auto"/>
+                    <w:spacing w:before="0" w:after="0" w:line="258" w:lineRule="auto"/>
                     <w:ind w:left="340" w:hanging="340"/>
                   </w:pPr>
                   <w:r>
@@ -3694,7 +3714,7 @@
                       <w:szCs w:val="22"/>
                       <w:u w:val="single"/>
                     </w:rPr>
-                    <w:t xml:space="preserve">      </w:t>
+                    <w:t xml:space="preserve">          </w:t>
                   </w:r>
                 </w:p>
               </w:tc>
@@ -3708,7 +3728,7 @@
                     <w:tabs>
                       <w:tab w:val="left" w:pos="340"/>
                     </w:tabs>
-                    <w:spacing w:before="0" w:after="0" w:line="276" w:lineRule="auto"/>
+                    <w:spacing w:before="0" w:after="0" w:line="258" w:lineRule="auto"/>
                     <w:ind w:left="340" w:hanging="340"/>
                   </w:pPr>
                   <w:r>
@@ -3756,7 +3776,7 @@
                       <w:szCs w:val="22"/>
                       <w:u w:val="single"/>
                     </w:rPr>
-                    <w:t xml:space="preserve">      </w:t>
+                    <w:t xml:space="preserve">          </w:t>
                   </w:r>
                 </w:p>
               </w:tc>
@@ -3770,7 +3790,7 @@
                     <w:tabs>
                       <w:tab w:val="left" w:pos="340"/>
                     </w:tabs>
-                    <w:spacing w:before="0" w:after="0" w:line="276" w:lineRule="auto"/>
+                    <w:spacing w:before="0" w:after="0" w:line="258" w:lineRule="auto"/>
                     <w:ind w:left="340" w:hanging="340"/>
                   </w:pPr>
                   <w:r>
@@ -3818,7 +3838,7 @@
                       <w:szCs w:val="22"/>
                       <w:u w:val="single"/>
                     </w:rPr>
-                    <w:t xml:space="preserve">      </w:t>
+                    <w:t xml:space="preserve">          </w:t>
                   </w:r>
                 </w:p>
               </w:tc>
@@ -3839,6 +3859,7 @@
     </w:p>
     <w:p>
       <w:pPr>
+        <w:pStyle w:val="Heading2"/>
         <w:keepNext/>
         <w:pBdr>
           <w:bottom w:val="single" w:sz="8" w:space="3" w:color="003A70"/>
@@ -3854,7 +3875,7 @@
           <w:b/>
           <w:color w:val="003A70"/>
           <w:spacing w:val="14"/>
-          <w:sz w:val="19"/>
+          <w:sz w:val="22"/>
           <w:szCs w:val="19"/>
         </w:rPr>
         <w:t xml:space="preserve">READY CHECK</w:t>
@@ -3873,7 +3894,7 @@
           <w:rFonts w:ascii="Avenir Next" w:hAnsi="Avenir Next" w:cs="Avenir Next" w:eastAsia="Avenir Next"/>
           <w:i/>
           <w:color w:val="5A5F66"/>
-          <w:sz w:val="17"/>
+          <w:sz w:val="22"/>
           <w:szCs w:val="17"/>
         </w:rPr>
         <w:t xml:space="preserve">a problem like the one in today’s lesson</w:t>
@@ -3923,7 +3944,7 @@
               <w:tabs>
                 <w:tab w:val="left" w:pos="432"/>
               </w:tabs>
-              <w:spacing w:before="90" w:after="40" w:line="268" w:lineRule="auto"/>
+              <w:spacing w:before="90" w:after="40" w:line="254" w:lineRule="auto"/>
               <w:ind w:left="432" w:hanging="432"/>
             </w:pPr>
             <w:r>
@@ -4035,7 +4056,7 @@
                     <w:tabs>
                       <w:tab w:val="left" w:pos="340"/>
                     </w:tabs>
-                    <w:spacing w:before="0" w:after="0" w:line="264" w:lineRule="auto"/>
+                    <w:spacing w:before="0" w:after="0" w:line="252" w:lineRule="auto"/>
                     <w:ind w:left="340" w:hanging="340"/>
                   </w:pPr>
                   <w:r>
@@ -4043,25 +4064,25 @@
                       <w:rFonts w:ascii="Avenir Next" w:hAnsi="Avenir Next" w:cs="Avenir Next" w:eastAsia="Avenir Next"/>
                       <w:b/>
                       <w:color w:val="003A70"/>
+                      <w:sz w:val="22"/>
+                      <w:szCs w:val="21"/>
+                    </w:rPr>
+                    <w:t xml:space="preserve">A</w:t>
+                  </w:r>
+                  <w:r>
+                    <w:rPr>
+                      <w:rFonts w:ascii="Avenir Next" w:hAnsi="Avenir Next" w:cs="Avenir Next" w:eastAsia="Avenir Next"/>
+                      <w:color w:val="1A1A1A"/>
                       <w:sz w:val="21"/>
                       <w:szCs w:val="21"/>
                     </w:rPr>
-                    <w:t xml:space="preserve">A</w:t>
-                  </w:r>
-                  <w:r>
-                    <w:rPr>
-                      <w:rFonts w:ascii="Avenir Next" w:hAnsi="Avenir Next" w:cs="Avenir Next" w:eastAsia="Avenir Next"/>
-                      <w:color w:val="1A1A1A"/>
-                      <w:sz w:val="21"/>
-                      <w:szCs w:val="21"/>
-                    </w:rPr>
                     <w:tab/>
                   </w:r>
                   <w:r>
                     <w:rPr>
                       <w:rFonts w:ascii="Avenir Next" w:hAnsi="Avenir Next" w:cs="Avenir Next" w:eastAsia="Avenir Next"/>
                       <w:color w:val="1A1A1A"/>
-                      <w:sz w:val="21"/>
+                      <w:sz w:val="22"/>
                       <w:szCs w:val="21"/>
                     </w:rPr>
                     <w:t xml:space="preserve">Yes: 5 × 6 = 35</w:t>
@@ -4078,7 +4099,7 @@
                     <w:tabs>
                       <w:tab w:val="left" w:pos="340"/>
                     </w:tabs>
-                    <w:spacing w:before="0" w:after="0" w:line="264" w:lineRule="auto"/>
+                    <w:spacing w:before="0" w:after="0" w:line="252" w:lineRule="auto"/>
                     <w:ind w:left="340" w:hanging="340"/>
                   </w:pPr>
                   <w:r>
@@ -4086,25 +4107,25 @@
                       <w:rFonts w:ascii="Avenir Next" w:hAnsi="Avenir Next" w:cs="Avenir Next" w:eastAsia="Avenir Next"/>
                       <w:b/>
                       <w:color w:val="003A70"/>
+                      <w:sz w:val="22"/>
+                      <w:szCs w:val="21"/>
+                    </w:rPr>
+                    <w:t xml:space="preserve">B</w:t>
+                  </w:r>
+                  <w:r>
+                    <w:rPr>
+                      <w:rFonts w:ascii="Avenir Next" w:hAnsi="Avenir Next" w:cs="Avenir Next" w:eastAsia="Avenir Next"/>
+                      <w:color w:val="1A1A1A"/>
                       <w:sz w:val="21"/>
                       <w:szCs w:val="21"/>
                     </w:rPr>
-                    <w:t xml:space="preserve">B</w:t>
-                  </w:r>
-                  <w:r>
-                    <w:rPr>
-                      <w:rFonts w:ascii="Avenir Next" w:hAnsi="Avenir Next" w:cs="Avenir Next" w:eastAsia="Avenir Next"/>
-                      <w:color w:val="1A1A1A"/>
-                      <w:sz w:val="21"/>
-                      <w:szCs w:val="21"/>
-                    </w:rPr>
                     <w:tab/>
                   </w:r>
                   <w:r>
                     <w:rPr>
                       <w:rFonts w:ascii="Avenir Next" w:hAnsi="Avenir Next" w:cs="Avenir Next" w:eastAsia="Avenir Next"/>
                       <w:color w:val="1A1A1A"/>
-                      <w:sz w:val="21"/>
+                      <w:sz w:val="22"/>
                       <w:szCs w:val="21"/>
                     </w:rPr>
                     <w:t xml:space="preserve">No: 5 × 6 = 30</w:t>
@@ -4121,7 +4142,7 @@
                     <w:tabs>
                       <w:tab w:val="left" w:pos="340"/>
                     </w:tabs>
-                    <w:spacing w:before="0" w:after="0" w:line="264" w:lineRule="auto"/>
+                    <w:spacing w:before="0" w:after="0" w:line="252" w:lineRule="auto"/>
                     <w:ind w:left="340" w:hanging="340"/>
                   </w:pPr>
                   <w:r>
@@ -4129,25 +4150,25 @@
                       <w:rFonts w:ascii="Avenir Next" w:hAnsi="Avenir Next" w:cs="Avenir Next" w:eastAsia="Avenir Next"/>
                       <w:b/>
                       <w:color w:val="003A70"/>
+                      <w:sz w:val="22"/>
+                      <w:szCs w:val="21"/>
+                    </w:rPr>
+                    <w:t xml:space="preserve">C</w:t>
+                  </w:r>
+                  <w:r>
+                    <w:rPr>
+                      <w:rFonts w:ascii="Avenir Next" w:hAnsi="Avenir Next" w:cs="Avenir Next" w:eastAsia="Avenir Next"/>
+                      <w:color w:val="1A1A1A"/>
                       <w:sz w:val="21"/>
                       <w:szCs w:val="21"/>
                     </w:rPr>
-                    <w:t xml:space="preserve">C</w:t>
-                  </w:r>
-                  <w:r>
-                    <w:rPr>
-                      <w:rFonts w:ascii="Avenir Next" w:hAnsi="Avenir Next" w:cs="Avenir Next" w:eastAsia="Avenir Next"/>
-                      <w:color w:val="1A1A1A"/>
-                      <w:sz w:val="21"/>
-                      <w:szCs w:val="21"/>
-                    </w:rPr>
                     <w:tab/>
                   </w:r>
                   <w:r>
                     <w:rPr>
                       <w:rFonts w:ascii="Avenir Next" w:hAnsi="Avenir Next" w:cs="Avenir Next" w:eastAsia="Avenir Next"/>
                       <w:color w:val="1A1A1A"/>
-                      <w:sz w:val="21"/>
+                      <w:sz w:val="22"/>
                       <w:szCs w:val="21"/>
                     </w:rPr>
                     <w:t xml:space="preserve">Yes: 5 + 6 = 11</w:t>
@@ -4164,7 +4185,7 @@
                     <w:tabs>
                       <w:tab w:val="left" w:pos="340"/>
                     </w:tabs>
-                    <w:spacing w:before="0" w:after="0" w:line="264" w:lineRule="auto"/>
+                    <w:spacing w:before="0" w:after="0" w:line="252" w:lineRule="auto"/>
                     <w:ind w:left="340" w:hanging="340"/>
                   </w:pPr>
                   <w:r>
@@ -4172,25 +4193,25 @@
                       <w:rFonts w:ascii="Avenir Next" w:hAnsi="Avenir Next" w:cs="Avenir Next" w:eastAsia="Avenir Next"/>
                       <w:b/>
                       <w:color w:val="003A70"/>
+                      <w:sz w:val="22"/>
+                      <w:szCs w:val="21"/>
+                    </w:rPr>
+                    <w:t xml:space="preserve">D</w:t>
+                  </w:r>
+                  <w:r>
+                    <w:rPr>
+                      <w:rFonts w:ascii="Avenir Next" w:hAnsi="Avenir Next" w:cs="Avenir Next" w:eastAsia="Avenir Next"/>
+                      <w:color w:val="1A1A1A"/>
                       <w:sz w:val="21"/>
                       <w:szCs w:val="21"/>
                     </w:rPr>
-                    <w:t xml:space="preserve">D</w:t>
-                  </w:r>
-                  <w:r>
-                    <w:rPr>
-                      <w:rFonts w:ascii="Avenir Next" w:hAnsi="Avenir Next" w:cs="Avenir Next" w:eastAsia="Avenir Next"/>
-                      <w:color w:val="1A1A1A"/>
-                      <w:sz w:val="21"/>
-                      <w:szCs w:val="21"/>
-                    </w:rPr>
                     <w:tab/>
                   </w:r>
                   <w:r>
                     <w:rPr>
                       <w:rFonts w:ascii="Avenir Next" w:hAnsi="Avenir Next" w:cs="Avenir Next" w:eastAsia="Avenir Next"/>
                       <w:color w:val="1A1A1A"/>
-                      <w:sz w:val="21"/>
+                      <w:sz w:val="22"/>
                       <w:szCs w:val="21"/>
                     </w:rPr>
                     <w:t xml:space="preserve">No: 35 − 5 = 30</w:t>
@@ -4239,19 +4260,42 @@
         <w:tblLook w:val="0000" w:firstRow="0" w:lastRow="0" w:firstColumn="0" w:lastColumn="0" w:noHBand="1" w:noVBand="1"/>
       </w:tblPr>
       <w:tblGrid>
-        <w:gridCol w:w="2000"/>
-        <w:gridCol w:w="2300"/>
-        <w:gridCol w:w="2100"/>
-        <w:gridCol w:w="3104"/>
+        <w:gridCol w:w="1750"/>
+        <w:gridCol w:w="2500"/>
+        <w:gridCol w:w="2200"/>
+        <w:gridCol w:w="3054"/>
       </w:tblGrid>
       <w:tr>
         <w:trPr>
           <w:cantSplit/>
-          <w:trHeight w:val="320" w:hRule="atLeast"/>
+          <w:trHeight w:val="300" w:hRule="atLeast"/>
         </w:trPr>
         <w:tc>
           <w:tcPr>
-            <w:tcW w:w="2000" w:type="dxa"/>
+            <w:tcW w:w="1750" w:type="dxa"/>
+            <w:vAlign w:val="center"/>
+          </w:tcPr>
+          <w:p>
+            <w:pPr>
+              <w:pStyle w:val="Heading2"/>
+              <w:spacing w:before="0" w:after="0" w:line="240" w:lineRule="auto"/>
+            </w:pPr>
+            <w:r>
+              <w:rPr>
+                <w:rFonts w:ascii="Avenir Next" w:hAnsi="Avenir Next" w:cs="Avenir Next" w:eastAsia="Avenir Next"/>
+                <w:b/>
+                <w:color w:val="003A70"/>
+                <w:spacing w:val="12"/>
+                <w:sz w:val="15"/>
+                <w:szCs w:val="15"/>
+              </w:rPr>
+              <w:t xml:space="preserve">CHECK YOURSELF</w:t>
+            </w:r>
+          </w:p>
+        </w:tc>
+        <w:tc>
+          <w:tcPr>
+            <w:tcW w:w="2500" w:type="dxa"/>
             <w:vAlign w:val="center"/>
           </w:tcPr>
           <w:p>
@@ -4260,20 +4304,27 @@
             </w:pPr>
             <w:r>
               <w:rPr>
-                <w:rFonts w:ascii="Avenir Next" w:hAnsi="Avenir Next" w:cs="Avenir Next" w:eastAsia="Avenir Next"/>
-                <w:b/>
-                <w:color w:val="003A70"/>
-                <w:spacing w:val="12"/>
-                <w:sz w:val="15"/>
-                <w:szCs w:val="15"/>
-              </w:rPr>
-              <w:t xml:space="preserve">CHECK YOURSELF</w:t>
+                <w:rFonts w:ascii="Arial" w:hAnsi="Arial" w:cs="Arial" w:eastAsia="Arial"/>
+                <w:color w:val="1A1A1A"/>
+                <w:sz w:val="20"/>
+                <w:szCs w:val="20"/>
+              </w:rPr>
+              <w:t xml:space="preserve">□</w:t>
+            </w:r>
+            <w:r>
+              <w:rPr>
+                <w:rFonts w:ascii="Avenir Next" w:hAnsi="Avenir Next" w:cs="Avenir Next" w:eastAsia="Avenir Next"/>
+                <w:color w:val="1A1A1A"/>
+                <w:sz w:val="17"/>
+                <w:szCs w:val="17"/>
+              </w:rPr>
+              <w:t xml:space="preserve">  I can do this on my own</w:t>
             </w:r>
           </w:p>
         </w:tc>
         <w:tc>
           <w:tcPr>
-            <w:tcW w:w="2300" w:type="dxa"/>
+            <w:tcW w:w="2200" w:type="dxa"/>
             <w:vAlign w:val="center"/>
           </w:tcPr>
           <w:p>
@@ -4284,8 +4335,8 @@
               <w:rPr>
                 <w:rFonts w:ascii="Arial" w:hAnsi="Arial" w:cs="Arial" w:eastAsia="Arial"/>
                 <w:color w:val="1A1A1A"/>
-                <w:sz w:val="24"/>
-                <w:szCs w:val="24"/>
+                <w:sz w:val="20"/>
+                <w:szCs w:val="20"/>
               </w:rPr>
               <w:t xml:space="preserve">□</w:t>
             </w:r>
@@ -4296,13 +4347,13 @@
                 <w:sz w:val="17"/>
                 <w:szCs w:val="17"/>
               </w:rPr>
-              <w:t xml:space="preserve">  I can do this on my own</w:t>
+              <w:t xml:space="preserve">  I need a little help</w:t>
             </w:r>
           </w:p>
         </w:tc>
         <w:tc>
           <w:tcPr>
-            <w:tcW w:w="2100" w:type="dxa"/>
+            <w:tcW w:w="3054" w:type="dxa"/>
             <w:vAlign w:val="center"/>
           </w:tcPr>
           <w:p>
@@ -4313,37 +4364,8 @@
               <w:rPr>
                 <w:rFonts w:ascii="Arial" w:hAnsi="Arial" w:cs="Arial" w:eastAsia="Arial"/>
                 <w:color w:val="1A1A1A"/>
-                <w:sz w:val="24"/>
-                <w:szCs w:val="24"/>
-              </w:rPr>
-              <w:t xml:space="preserve">□</w:t>
-            </w:r>
-            <w:r>
-              <w:rPr>
-                <w:rFonts w:ascii="Avenir Next" w:hAnsi="Avenir Next" w:cs="Avenir Next" w:eastAsia="Avenir Next"/>
-                <w:color w:val="1A1A1A"/>
-                <w:sz w:val="17"/>
-                <w:szCs w:val="17"/>
-              </w:rPr>
-              <w:t xml:space="preserve">  I need a little help</w:t>
-            </w:r>
-          </w:p>
-        </w:tc>
-        <w:tc>
-          <w:tcPr>
-            <w:tcW w:w="3104" w:type="dxa"/>
-            <w:vAlign w:val="center"/>
-          </w:tcPr>
-          <w:p>
-            <w:pPr>
-              <w:spacing w:before="0" w:after="0" w:line="240" w:lineRule="auto"/>
-            </w:pPr>
-            <w:r>
-              <w:rPr>
-                <w:rFonts w:ascii="Arial" w:hAnsi="Arial" w:cs="Arial" w:eastAsia="Arial"/>
-                <w:color w:val="1A1A1A"/>
-                <w:sz w:val="24"/>
-                <w:szCs w:val="24"/>
+                <w:sz w:val="20"/>
+                <w:szCs w:val="20"/>
               </w:rPr>
               <w:t xml:space="preserve">□</w:t>
             </w:r>
@@ -4378,7 +4400,7 @@
     <w:sectPr>
       <w:footerReference w:type="default" r:id="rIdFooter1"/>
       <w:pgSz w:w="12240" w:h="15840"/>
-      <w:pgMar w:top="893" w:right="1224" w:bottom="835" w:left="1512" w:header="432" w:footer="432" w:gutter="0"/>
+      <w:pgMar w:top="780" w:right="1224" w:bottom="760" w:left="1512" w:header="432" w:footer="432" w:gutter="0"/>
       <w:cols w:space="720"/>
     </w:sectPr>
   </w:body>
@@ -4458,7 +4480,106 @@
               <w:sz w:val="15"/>
               <w:szCs w:val="15"/>
             </w:rPr>
-            <w:t xml:space="preserve">Lesson 8-1  ·  Session 1  ·  Prerequisite Practice B</w:t>
+            <w:t xml:space="preserve">8-1 · Page </w:t>
+          </w:r>
+          <w:r>
+            <w:rPr>
+              <w:rFonts w:ascii="Avenir Next" w:hAnsi="Avenir Next" w:cs="Avenir Next" w:eastAsia="Avenir Next"/>
+              <w:color w:val="5A5F66"/>
+              <w:sz w:val="15"/>
+              <w:szCs w:val="15"/>
+            </w:rPr>
+            <w:fldChar w:fldCharType="begin"/>
+          </w:r>
+          <w:r>
+            <w:rPr>
+              <w:rFonts w:ascii="Avenir Next" w:hAnsi="Avenir Next" w:cs="Avenir Next" w:eastAsia="Avenir Next"/>
+              <w:color w:val="5A5F66"/>
+              <w:sz w:val="15"/>
+              <w:szCs w:val="15"/>
+            </w:rPr>
+            <w:instrText xml:space="preserve"> PAGE </w:instrText>
+          </w:r>
+          <w:r>
+            <w:rPr>
+              <w:rFonts w:ascii="Avenir Next" w:hAnsi="Avenir Next" w:cs="Avenir Next" w:eastAsia="Avenir Next"/>
+              <w:color w:val="5A5F66"/>
+              <w:sz w:val="15"/>
+              <w:szCs w:val="15"/>
+            </w:rPr>
+            <w:fldChar w:fldCharType="separate"/>
+          </w:r>
+          <w:r>
+            <w:rPr>
+              <w:rFonts w:ascii="Avenir Next" w:hAnsi="Avenir Next" w:cs="Avenir Next" w:eastAsia="Avenir Next"/>
+              <w:color w:val="5A5F66"/>
+              <w:sz w:val="15"/>
+              <w:szCs w:val="15"/>
+            </w:rPr>
+            <w:t xml:space="preserve">1</w:t>
+          </w:r>
+          <w:r>
+            <w:rPr>
+              <w:rFonts w:ascii="Avenir Next" w:hAnsi="Avenir Next" w:cs="Avenir Next" w:eastAsia="Avenir Next"/>
+              <w:color w:val="5A5F66"/>
+              <w:sz w:val="15"/>
+              <w:szCs w:val="15"/>
+            </w:rPr>
+            <w:fldChar w:fldCharType="end"/>
+          </w:r>
+          <w:r>
+            <w:rPr>
+              <w:rFonts w:ascii="Avenir Next" w:hAnsi="Avenir Next" w:cs="Avenir Next" w:eastAsia="Avenir Next"/>
+              <w:color w:val="5A5F66"/>
+              <w:sz w:val="15"/>
+              <w:szCs w:val="15"/>
+            </w:rPr>
+            <w:t xml:space="preserve"> of </w:t>
+          </w:r>
+          <w:r>
+            <w:rPr>
+              <w:rFonts w:ascii="Avenir Next" w:hAnsi="Avenir Next" w:cs="Avenir Next" w:eastAsia="Avenir Next"/>
+              <w:color w:val="5A5F66"/>
+              <w:sz w:val="15"/>
+              <w:szCs w:val="15"/>
+            </w:rPr>
+            <w:fldChar w:fldCharType="begin"/>
+          </w:r>
+          <w:r>
+            <w:rPr>
+              <w:rFonts w:ascii="Avenir Next" w:hAnsi="Avenir Next" w:cs="Avenir Next" w:eastAsia="Avenir Next"/>
+              <w:color w:val="5A5F66"/>
+              <w:sz w:val="15"/>
+              <w:szCs w:val="15"/>
+            </w:rPr>
+            <w:instrText xml:space="preserve"> NUMPAGES </w:instrText>
+          </w:r>
+          <w:r>
+            <w:rPr>
+              <w:rFonts w:ascii="Avenir Next" w:hAnsi="Avenir Next" w:cs="Avenir Next" w:eastAsia="Avenir Next"/>
+              <w:color w:val="5A5F66"/>
+              <w:sz w:val="15"/>
+              <w:szCs w:val="15"/>
+            </w:rPr>
+            <w:fldChar w:fldCharType="separate"/>
+          </w:r>
+          <w:r>
+            <w:rPr>
+              <w:rFonts w:ascii="Avenir Next" w:hAnsi="Avenir Next" w:cs="Avenir Next" w:eastAsia="Avenir Next"/>
+              <w:color w:val="5A5F66"/>
+              <w:sz w:val="15"/>
+              <w:szCs w:val="15"/>
+            </w:rPr>
+            <w:t xml:space="preserve">1</w:t>
+          </w:r>
+          <w:r>
+            <w:rPr>
+              <w:rFonts w:ascii="Avenir Next" w:hAnsi="Avenir Next" w:cs="Avenir Next" w:eastAsia="Avenir Next"/>
+              <w:color w:val="5A5F66"/>
+              <w:sz w:val="15"/>
+              <w:szCs w:val="15"/>
+            </w:rPr>
+            <w:fldChar w:fldCharType="end"/>
           </w:r>
         </w:p>
       </w:tc>
@@ -4501,5 +4622,23 @@
       </w:tblCellMar>
     </w:tblPr>
   </w:style>
+  <w:style w:type="paragraph" w:styleId="Heading1">
+    <w:name w:val="heading 1"/>
+    <w:basedOn w:val="Normal"/>
+    <w:pPr>
+      <w:outlineLvl w:val="0"/>
+      <w:keepNext w:val="0"/>
+      <w:keepLines w:val="0"/>
+    </w:pPr>
+  </w:style>
+  <w:style w:type="paragraph" w:styleId="Heading2">
+    <w:name w:val="heading 2"/>
+    <w:basedOn w:val="Normal"/>
+    <w:pPr>
+      <w:outlineLvl w:val="1"/>
+      <w:keepNext w:val="0"/>
+      <w:keepLines w:val="0"/>
+    </w:pPr>
+  </w:style>
 </w:styles>
 </file>